--- a/00-首页/题组Word/习题书/学生版/第三篇-有机化学/9-杂环化合物与含杂原子有机物.docx
+++ b/00-首页/题组Word/习题书/学生版/第三篇-有机化学/9-杂环化合物与含杂原子有机物.docx
@@ -2,7 +2,7 @@
 <file path=word/document.xml><?xml version="1.0" encoding="utf-8"?>
 <w:document xmlns:w="http://schemas.openxmlformats.org/wordprocessingml/2006/main" xmlns:m="http://schemas.openxmlformats.org/officeDocument/2006/math" xmlns:r="http://schemas.openxmlformats.org/officeDocument/2006/relationships" xmlns:o="urn:schemas-microsoft-com:office:office" xmlns:v="urn:schemas-microsoft-com:vml" xmlns:w10="urn:schemas-microsoft-com:office:word" xmlns:a="http://schemas.openxmlformats.org/drawingml/2006/main" xmlns:pic="http://schemas.openxmlformats.org/drawingml/2006/picture" xmlns:wp="http://schemas.openxmlformats.org/drawingml/2006/wordprocessingDrawing">
   <w:body>
-    <w:bookmarkStart w:id="39" w:name="第-9-章-杂环化合物与含杂原子有机物"/>
+    <w:bookmarkStart w:id="46" w:name="第-9-章-杂环化合物与含杂原子有机物"/>
     <w:p>
       <w:pPr>
         <w:spacing w:after="1800" w:before="1200" w:line="276" w:lineRule="auto"/>
@@ -138,7 +138,7 @@
           <w:color w:val="5B6975"/>
           <w:sz w:val="24"/>
         </w:rPr>
-        <w:t>：9</w:t>
+        <w:t>：10</w:t>
       </w:r>
     </w:p>
     <w:p>
@@ -222,7 +222,7 @@
           <w:color w:val="5B6975"/>
           <w:sz w:val="24"/>
         </w:rPr>
-        <w:t>：2026-09-01</w:t>
+        <w:t>：2026-09-06</w:t>
       </w:r>
     </w:p>
     <w:p>
@@ -2013,7 +2013,7 @@
       </w:r>
     </w:p>
     <w:bookmarkEnd w:id="37"/>
-    <w:bookmarkStart w:id="38" w:name="moxcly化学式推断及滴定方程式第30届初赛"/>
+    <w:bookmarkStart w:id="44" w:name="一分册测试-ch1b-1-高能炸药rdx"/>
     <w:p>
       <w:pPr>
         <w:pStyle w:val="Heading2"/>
@@ -2024,6 +2024,525 @@
           <w:rFonts w:ascii="Times New Roman" w:hAnsi="Times New Roman" w:eastAsia="Times New Roman" w:cs="Times New Roman"/>
         </w:rPr>
         <w:t xml:space="preserve">9.9 </w:t>
+      </w:r>
+      <w:r>
+        <w:rPr>
+          <w:rFonts w:hint="eastAsia" w:ascii="Times New Roman" w:hAnsi="Times New Roman" w:eastAsia="SimHei" w:cs="Times New Roman"/>
+        </w:rPr>
+        <w:t>一分册测试</w:t>
+      </w:r>
+      <w:r>
+        <w:rPr>
+          <w:rFonts w:hint="eastAsia" w:ascii="Times New Roman" w:hAnsi="Times New Roman" w:eastAsia="Times New Roman" w:cs="Times New Roman"/>
+        </w:rPr>
+        <w:t>-Ch1B-1-</w:t>
+      </w:r>
+      <w:r>
+        <w:rPr>
+          <w:rFonts w:hint="eastAsia" w:ascii="Times New Roman" w:hAnsi="Times New Roman" w:eastAsia="SimHei" w:cs="Times New Roman"/>
+        </w:rPr>
+        <w:t>高能炸药</w:t>
+      </w:r>
+      <w:r>
+        <w:rPr>
+          <w:rFonts w:hint="eastAsia" w:ascii="Times New Roman" w:hAnsi="Times New Roman" w:eastAsia="Times New Roman" w:cs="Times New Roman"/>
+        </w:rPr>
+        <w:t>RDX</w:t>
+      </w:r>
+    </w:p>
+    <w:p>
+      <w:pPr>
+        <w:pStyle w:val="FirstParagraph"/>
+      </w:pPr>
+      <w:r>
+        <w:rPr>
+          <w:rFonts w:hint="eastAsia" w:ascii="Times New Roman" w:hAnsi="Times New Roman" w:eastAsia="FangSong" w:cs="Times New Roman"/>
+        </w:rPr>
+        <w:t xml:space="preserve">某高能炸药</w:t>
+      </w:r>
+      <w:r>
+        <w:rPr>
+          <w:rFonts w:ascii="Times New Roman" w:hAnsi="Times New Roman" w:eastAsia="Times New Roman" w:cs="Times New Roman"/>
+        </w:rPr>
+        <w:t xml:space="preserve"> E </w:t>
+      </w:r>
+      <w:r>
+        <w:rPr>
+          <w:rFonts w:hint="eastAsia" w:ascii="Times New Roman" w:hAnsi="Times New Roman" w:eastAsia="FangSong" w:cs="Times New Roman"/>
+        </w:rPr>
+        <w:t xml:space="preserve">可由</w:t>
+      </w:r>
+      <w:r>
+        <w:rPr>
+          <w:rFonts w:ascii="Times New Roman" w:hAnsi="Times New Roman" w:eastAsia="Times New Roman" w:cs="Times New Roman"/>
+        </w:rPr>
+        <w:t xml:space="preserve"> B </w:t>
+      </w:r>
+      <w:r>
+        <w:rPr>
+          <w:rFonts w:hint="eastAsia" w:ascii="Times New Roman" w:hAnsi="Times New Roman" w:eastAsia="FangSong" w:cs="Times New Roman"/>
+        </w:rPr>
+        <w:t xml:space="preserve">或</w:t>
+      </w:r>
+      <w:r>
+        <w:rPr>
+          <w:rFonts w:ascii="Times New Roman" w:hAnsi="Times New Roman" w:eastAsia="Times New Roman" w:cs="Times New Roman"/>
+        </w:rPr>
+        <w:t xml:space="preserve"> D </w:t>
+      </w:r>
+      <w:r>
+        <w:rPr>
+          <w:rFonts w:hint="eastAsia" w:ascii="Times New Roman" w:hAnsi="Times New Roman" w:eastAsia="FangSong" w:cs="Times New Roman"/>
+        </w:rPr>
+        <w:t>用浓硝酸硝化得到</w:t>
+      </w:r>
+      <w:r>
+        <w:rPr>
+          <w:rFonts w:hint="eastAsia" w:ascii="Times New Roman" w:hAnsi="Times New Roman" w:eastAsia="Times New Roman" w:cs="Times New Roman"/>
+        </w:rPr>
+        <w:t>，B</w:t>
+      </w:r>
+      <w:r>
+        <w:rPr>
+          <w:rFonts w:ascii="Times New Roman" w:hAnsi="Times New Roman" w:eastAsia="Times New Roman" w:cs="Times New Roman"/>
+        </w:rPr>
+        <w:t xml:space="preserve"> </w:t>
+      </w:r>
+      <w:r>
+        <w:rPr>
+          <w:rFonts w:hint="eastAsia" w:ascii="Times New Roman" w:hAnsi="Times New Roman" w:eastAsia="FangSong" w:cs="Times New Roman"/>
+        </w:rPr>
+        <w:t xml:space="preserve">和</w:t>
+      </w:r>
+      <w:r>
+        <w:rPr>
+          <w:rFonts w:ascii="Times New Roman" w:hAnsi="Times New Roman" w:eastAsia="Times New Roman" w:cs="Times New Roman"/>
+        </w:rPr>
+        <w:t xml:space="preserve"> D </w:t>
+      </w:r>
+      <w:r>
+        <w:rPr>
+          <w:rFonts w:hint="eastAsia" w:ascii="Times New Roman" w:hAnsi="Times New Roman" w:eastAsia="FangSong" w:cs="Times New Roman"/>
+        </w:rPr>
+        <w:t>的制备流程如下图所示</w:t>
+      </w:r>
+      <w:r>
+        <w:rPr>
+          <w:rFonts w:hint="eastAsia" w:ascii="Times New Roman" w:hAnsi="Times New Roman" w:eastAsia="Times New Roman" w:cs="Times New Roman"/>
+        </w:rPr>
+        <w:t>，</w:t>
+      </w:r>
+      <w:r>
+        <w:rPr>
+          <w:rFonts w:hint="eastAsia" w:ascii="Times New Roman" w:hAnsi="Times New Roman" w:eastAsia="FangSong" w:cs="Times New Roman"/>
+        </w:rPr>
+        <w:t>其</w:t>
+      </w:r>
+      <w:r>
+        <w:rPr>
+          <w:rFonts w:ascii="Times New Roman" w:hAnsi="Times New Roman" w:eastAsia="Times New Roman" w:cs="Times New Roman"/>
+        </w:rPr>
+        <w:t xml:space="preserve"> </w:t>
+      </w:r>
+      <w:r>
+        <w:rPr>
+          <w:rFonts w:ascii="Times New Roman" w:hAnsi="Times New Roman" w:eastAsia="Times New Roman" w:cs="Times New Roman"/>
+          <w:vertAlign w:val="superscript"/>
+        </w:rPr>
+        <w:t>1</w:t>
+      </w:r>
+      <w:r>
+        <w:rPr>
+          <w:rFonts w:ascii="Times New Roman" w:hAnsi="Times New Roman" w:eastAsia="Times New Roman" w:cs="Times New Roman"/>
+        </w:rPr>
+        <w:t xml:space="preserve">H </w:t>
+      </w:r>
+      <w:r>
+        <w:rPr>
+          <w:rFonts w:hint="eastAsia" w:ascii="Times New Roman" w:hAnsi="Times New Roman" w:eastAsia="FangSong" w:cs="Times New Roman"/>
+        </w:rPr>
+        <w:t>核磁共振谱</w:t>
+      </w:r>
+      <w:r>
+        <w:rPr>
+          <w:rFonts w:hint="eastAsia" w:ascii="Times New Roman" w:hAnsi="Times New Roman" w:eastAsia="Times New Roman" w:cs="Times New Roman"/>
+        </w:rPr>
+        <w:t>（H-NMR）</w:t>
+      </w:r>
+      <w:r>
+        <w:rPr>
+          <w:rFonts w:hint="eastAsia" w:ascii="Times New Roman" w:hAnsi="Times New Roman" w:eastAsia="FangSong" w:cs="Times New Roman"/>
+        </w:rPr>
+        <w:t>中显示</w:t>
+      </w:r>
+      <w:r>
+        <w:rPr>
+          <w:rFonts w:ascii="Times New Roman" w:hAnsi="Times New Roman" w:eastAsia="Times New Roman" w:cs="Times New Roman"/>
+        </w:rPr>
+        <w:t xml:space="preserve"> B、E </w:t>
+      </w:r>
+      <w:r>
+        <w:rPr>
+          <w:rFonts w:hint="eastAsia" w:ascii="Times New Roman" w:hAnsi="Times New Roman" w:eastAsia="FangSong" w:cs="Times New Roman"/>
+        </w:rPr>
+        <w:t>只有一种化学环境的氢原子</w:t>
+      </w:r>
+      <w:r>
+        <w:rPr>
+          <w:rFonts w:hint="eastAsia" w:ascii="Times New Roman" w:hAnsi="Times New Roman" w:eastAsia="Times New Roman" w:cs="Times New Roman"/>
+        </w:rPr>
+        <w:t>，D</w:t>
+      </w:r>
+      <w:r>
+        <w:rPr>
+          <w:rFonts w:ascii="Times New Roman" w:hAnsi="Times New Roman" w:eastAsia="Times New Roman" w:cs="Times New Roman"/>
+        </w:rPr>
+        <w:t xml:space="preserve"> </w:t>
+      </w:r>
+      <w:r>
+        <w:rPr>
+          <w:rFonts w:hint="eastAsia" w:ascii="Times New Roman" w:hAnsi="Times New Roman" w:eastAsia="FangSong" w:cs="Times New Roman"/>
+        </w:rPr>
+        <w:t>有两种化学环境的氢原子</w:t>
+      </w:r>
+      <w:r>
+        <w:rPr>
+          <w:rFonts w:hint="eastAsia" w:ascii="Times New Roman" w:hAnsi="Times New Roman" w:eastAsia="Times New Roman" w:cs="Times New Roman"/>
+        </w:rPr>
+        <w:t>。</w:t>
+      </w:r>
+    </w:p>
+    <w:p>
+      <w:pPr>
+        <w:pStyle w:val="BodyText"/>
+        <w:spacing w:before="160" w:after="80"/>
+        <w:jc w:val="center"/>
+      </w:pPr>
+      <w:r>
+        <w:rPr>
+          <w:rFonts w:ascii="Times New Roman" w:hAnsi="Times New Roman" w:eastAsia="Times New Roman" w:cs="Times New Roman"/>
+        </w:rPr>
+        <w:drawing>
+          <wp:inline>
+            <wp:extent cx="3600000" cy="707812"/>
+            <wp:effectExtent b="0" l="0" r="0" t="0"/>
+            <wp:docPr descr="" title="" id="39" name="Picture"/>
+            <a:graphic>
+              <a:graphicData uri="http://schemas.openxmlformats.org/drawingml/2006/picture">
+                <pic:pic>
+                  <pic:nvPicPr>
+                    <pic:cNvPr descr="7112485373518eba5690bbe970eb22fa7580827759146069d35124c611ceb097.jpg" id="40" name="Picture"/>
+                    <pic:cNvPicPr>
+                      <a:picLocks noChangeArrowheads="1" noChangeAspect="1"/>
+                    </pic:cNvPicPr>
+                  </pic:nvPicPr>
+                  <pic:blipFill>
+                    <a:blip r:embed="rId38"/>
+                    <a:stretch>
+                      <a:fillRect/>
+                    </a:stretch>
+                  </pic:blipFill>
+                  <pic:spPr bwMode="auto">
+                    <a:xfrm>
+                      <a:off x="0" y="0"/>
+                      <a:ext cx="3600000" cy="707812"/>
+                    </a:xfrm>
+                    <a:prstGeom prst="rect">
+                      <a:avLst/>
+                    </a:prstGeom>
+                    <a:noFill/>
+                    <a:ln w="9525">
+                      <a:noFill/>
+                      <a:headEnd/>
+                      <a:tailEnd/>
+                    </a:ln>
+                  </pic:spPr>
+                </pic:pic>
+              </a:graphicData>
+            </a:graphic>
+          </wp:inline>
+        </w:drawing>
+      </w:r>
+    </w:p>
+    <w:p>
+      <w:pPr>
+        <w:pStyle w:val="BodyText"/>
+        <w:spacing w:before="160" w:after="80"/>
+        <w:jc w:val="center"/>
+      </w:pPr>
+      <w:r>
+        <w:rPr>
+          <w:rFonts w:ascii="Times New Roman" w:hAnsi="Times New Roman" w:eastAsia="Times New Roman" w:cs="Times New Roman"/>
+        </w:rPr>
+        <w:drawing>
+          <wp:inline>
+            <wp:extent cx="3600000" cy="811456"/>
+            <wp:effectExtent b="0" l="0" r="0" t="0"/>
+            <wp:docPr descr="" title="" id="42" name="Picture"/>
+            <a:graphic>
+              <a:graphicData uri="http://schemas.openxmlformats.org/drawingml/2006/picture">
+                <pic:pic>
+                  <pic:nvPicPr>
+                    <pic:cNvPr descr="9e658bd1463323e4c24f4ab52ca17c7212dbb58fba48158f0af22c4467d61044.jpg" id="43" name="Picture"/>
+                    <pic:cNvPicPr>
+                      <a:picLocks noChangeArrowheads="1" noChangeAspect="1"/>
+                    </pic:cNvPicPr>
+                  </pic:nvPicPr>
+                  <pic:blipFill>
+                    <a:blip r:embed="rId41"/>
+                    <a:stretch>
+                      <a:fillRect/>
+                    </a:stretch>
+                  </pic:blipFill>
+                  <pic:spPr bwMode="auto">
+                    <a:xfrm>
+                      <a:off x="0" y="0"/>
+                      <a:ext cx="3600000" cy="811456"/>
+                    </a:xfrm>
+                    <a:prstGeom prst="rect">
+                      <a:avLst/>
+                    </a:prstGeom>
+                    <a:noFill/>
+                    <a:ln w="9525">
+                      <a:noFill/>
+                      <a:headEnd/>
+                      <a:tailEnd/>
+                    </a:ln>
+                  </pic:spPr>
+                </pic:pic>
+              </a:graphicData>
+            </a:graphic>
+          </wp:inline>
+        </w:drawing>
+      </w:r>
+    </w:p>
+    <w:p>
+      <w:pPr>
+        <w:pStyle w:val="BodyText"/>
+      </w:pPr>
+      <w:r>
+        <w:rPr>
+          <w:rFonts w:ascii="Times New Roman" w:hAnsi="Times New Roman" w:eastAsia="Times New Roman" w:cs="Times New Roman"/>
+        </w:rPr>
+        <w:t xml:space="preserve">1-1 </w:t>
+      </w:r>
+      <w:r>
+        <w:rPr>
+          <w:rFonts w:hint="eastAsia" w:ascii="Times New Roman" w:hAnsi="Times New Roman" w:eastAsia="FangSong" w:cs="Times New Roman"/>
+        </w:rPr>
+        <w:t>指出反应</w:t>
+      </w:r>
+      <w:r>
+        <w:rPr>
+          <w:rFonts w:hint="eastAsia" w:ascii="Times New Roman" w:hAnsi="Times New Roman" w:eastAsia="Times New Roman" w:cs="Times New Roman"/>
+        </w:rPr>
+        <w:t>⑤</w:t>
+      </w:r>
+      <w:r>
+        <w:rPr>
+          <w:rFonts w:hint="eastAsia" w:ascii="Times New Roman" w:hAnsi="Times New Roman" w:eastAsia="FangSong" w:cs="Times New Roman"/>
+        </w:rPr>
+        <w:t>的反应类型</w:t>
+      </w:r>
+      <w:r>
+        <w:rPr>
+          <w:rFonts w:hint="eastAsia" w:ascii="Times New Roman" w:hAnsi="Times New Roman" w:eastAsia="Times New Roman" w:cs="Times New Roman"/>
+        </w:rPr>
+        <w:t>____。</w:t>
+      </w:r>
+    </w:p>
+    <w:p>
+      <w:pPr>
+        <w:pStyle w:val="BodyText"/>
+      </w:pPr>
+      <w:r>
+        <w:rPr>
+          <w:rFonts w:ascii="Times New Roman" w:hAnsi="Times New Roman" w:eastAsia="Times New Roman" w:cs="Times New Roman"/>
+        </w:rPr>
+        <w:t xml:space="preserve">1-2 </w:t>
+      </w:r>
+      <w:r>
+        <w:rPr>
+          <w:rFonts w:hint="eastAsia" w:ascii="Times New Roman" w:hAnsi="Times New Roman" w:eastAsia="FangSong" w:cs="Times New Roman"/>
+        </w:rPr>
+        <w:t xml:space="preserve">写出</w:t>
+      </w:r>
+      <w:r>
+        <w:rPr>
+          <w:rFonts w:ascii="Times New Roman" w:hAnsi="Times New Roman" w:eastAsia="Times New Roman" w:cs="Times New Roman"/>
+        </w:rPr>
+        <w:t xml:space="preserve"> A、B、D </w:t>
+      </w:r>
+      <w:r>
+        <w:rPr>
+          <w:rFonts w:hint="eastAsia" w:ascii="Times New Roman" w:hAnsi="Times New Roman" w:eastAsia="FangSong" w:cs="Times New Roman"/>
+        </w:rPr>
+        <w:t>的结构简式</w:t>
+      </w:r>
+      <w:r>
+        <w:rPr>
+          <w:rFonts w:hint="eastAsia" w:ascii="Times New Roman" w:hAnsi="Times New Roman" w:eastAsia="Times New Roman" w:cs="Times New Roman"/>
+        </w:rPr>
+        <w:t>。</w:t>
+      </w:r>
+    </w:p>
+    <w:p>
+      <w:pPr>
+        <w:pStyle w:val="BodyText"/>
+      </w:pPr>
+      <w:r>
+        <w:rPr>
+          <w:rFonts w:ascii="Times New Roman" w:hAnsi="Times New Roman" w:eastAsia="Times New Roman" w:cs="Times New Roman"/>
+        </w:rPr>
+        <w:t xml:space="preserve">1-3 </w:t>
+      </w:r>
+      <w:r>
+        <w:rPr>
+          <w:rFonts w:hint="eastAsia" w:ascii="Times New Roman" w:hAnsi="Times New Roman" w:eastAsia="FangSong" w:cs="Times New Roman"/>
+        </w:rPr>
+        <w:t>反应</w:t>
+      </w:r>
+      <w:r>
+        <w:rPr>
+          <w:rFonts w:hint="eastAsia" w:ascii="Times New Roman" w:hAnsi="Times New Roman" w:eastAsia="Times New Roman" w:cs="Times New Roman"/>
+        </w:rPr>
+        <w:t>③</w:t>
+      </w:r>
+      <w:r>
+        <w:rPr>
+          <w:rFonts w:hint="eastAsia" w:ascii="Times New Roman" w:hAnsi="Times New Roman" w:eastAsia="FangSong" w:cs="Times New Roman"/>
+        </w:rPr>
+        <w:t>中除了生成</w:t>
+      </w:r>
+      <w:r>
+        <w:rPr>
+          <w:rFonts w:ascii="Times New Roman" w:hAnsi="Times New Roman" w:eastAsia="Times New Roman" w:cs="Times New Roman"/>
+        </w:rPr>
+        <w:t xml:space="preserve"> E </w:t>
+      </w:r>
+      <w:r>
+        <w:rPr>
+          <w:rFonts w:hint="eastAsia" w:ascii="Times New Roman" w:hAnsi="Times New Roman" w:eastAsia="FangSong" w:cs="Times New Roman"/>
+        </w:rPr>
+        <w:t>外</w:t>
+      </w:r>
+      <w:r>
+        <w:rPr>
+          <w:rFonts w:hint="eastAsia" w:ascii="Times New Roman" w:hAnsi="Times New Roman" w:eastAsia="Times New Roman" w:cs="Times New Roman"/>
+        </w:rPr>
+        <w:t>，</w:t>
+      </w:r>
+      <w:r>
+        <w:rPr>
+          <w:rFonts w:hint="eastAsia" w:ascii="Times New Roman" w:hAnsi="Times New Roman" w:eastAsia="FangSong" w:cs="Times New Roman"/>
+        </w:rPr>
+        <w:t>还生成了</w:t>
+      </w:r>
+      <w:r>
+        <w:rPr>
+          <w:rFonts w:ascii="Times New Roman" w:hAnsi="Times New Roman" w:eastAsia="Times New Roman" w:cs="Times New Roman"/>
+        </w:rPr>
+        <w:t xml:space="preserve"> </w:t>
+      </w:r>
+      <m:oMath>
+        <m:sSub>
+          <m:e>
+            <m:r>
+              <m:rPr>
+                <m:sty m:val="p"/>
+              </m:rPr>
+              <m:t>N</m:t>
+            </m:r>
+          </m:e>
+          <m:sub>
+            <m:r>
+              <m:t>2</m:t>
+            </m:r>
+          </m:sub>
+        </m:sSub>
+      </m:oMath>
+      <w:r>
+        <w:rPr>
+          <w:rFonts w:ascii="Times New Roman" w:hAnsi="Times New Roman" w:eastAsia="Times New Roman" w:cs="Times New Roman"/>
+        </w:rPr>
+        <w:t xml:space="preserve">、</w:t>
+      </w:r>
+      <m:oMath>
+        <m:sSub>
+          <m:e>
+            <m:r>
+              <m:rPr>
+                <m:sty m:val="p"/>
+              </m:rPr>
+              <m:t>C</m:t>
+            </m:r>
+            <m:r>
+              <m:rPr>
+                <m:sty m:val="p"/>
+              </m:rPr>
+              <m:t>O</m:t>
+            </m:r>
+          </m:e>
+          <m:sub>
+            <m:r>
+              <m:t>2</m:t>
+            </m:r>
+          </m:sub>
+        </m:sSub>
+      </m:oMath>
+      <w:r>
+        <w:rPr>
+          <w:rFonts w:ascii="Times New Roman" w:hAnsi="Times New Roman" w:eastAsia="Times New Roman" w:cs="Times New Roman"/>
+        </w:rPr>
+        <w:t xml:space="preserve"> </w:t>
+      </w:r>
+      <w:r>
+        <w:rPr>
+          <w:rFonts w:hint="eastAsia" w:ascii="Times New Roman" w:hAnsi="Times New Roman" w:eastAsia="FangSong" w:cs="Times New Roman"/>
+        </w:rPr>
+        <w:t>气体</w:t>
+      </w:r>
+      <w:r>
+        <w:rPr>
+          <w:rFonts w:hint="eastAsia" w:ascii="Times New Roman" w:hAnsi="Times New Roman" w:eastAsia="Times New Roman" w:cs="Times New Roman"/>
+        </w:rPr>
+        <w:t>，</w:t>
+      </w:r>
+      <w:r>
+        <w:rPr>
+          <w:rFonts w:hint="eastAsia" w:ascii="Times New Roman" w:hAnsi="Times New Roman" w:eastAsia="FangSong" w:cs="Times New Roman"/>
+        </w:rPr>
+        <w:t>写出该反应方程式</w:t>
+      </w:r>
+      <w:r>
+        <w:rPr>
+          <w:rFonts w:hint="eastAsia" w:ascii="Times New Roman" w:hAnsi="Times New Roman" w:eastAsia="Times New Roman" w:cs="Times New Roman"/>
+        </w:rPr>
+        <w:t>。</w:t>
+      </w:r>
+    </w:p>
+    <w:p>
+      <w:pPr>
+        <w:spacing w:before="160" w:after="80"/>
+      </w:pPr>
+      <w:r>
+        <w:pict>
+          <v:rect style="width:0;height:1.5pt" o:hralign="center" o:hrstd="t" o:hr="t"/>
+        </w:pict>
+      </w:r>
+    </w:p>
+    <w:bookmarkEnd w:id="44"/>
+    <w:bookmarkStart w:id="45" w:name="moxcly化学式推断及滴定方程式第30届初赛"/>
+    <w:p>
+      <w:pPr>
+        <w:pStyle w:val="Heading2"/>
+        <w:spacing w:before="280" w:after="120"/>
+      </w:pPr>
+      <w:r>
+        <w:rPr>
+          <w:rFonts w:ascii="Times New Roman" w:hAnsi="Times New Roman" w:eastAsia="Times New Roman" w:cs="Times New Roman"/>
+        </w:rPr>
+        <w:t xml:space="preserve">9.10 </w:t>
       </w:r>
       <w:r>
         <w:rPr>
@@ -2558,8 +3077,8 @@
         </w:pict>
       </w:r>
     </w:p>
-    <w:bookmarkEnd w:id="38"/>
-    <w:bookmarkEnd w:id="39"/>
+    <w:bookmarkEnd w:id="45"/>
+    <w:bookmarkEnd w:id="46"/>
     <w:sectPr>
       <w:footerReference w:type="default" r:id="rId9"/>
       <w:footnotePr>

--- a/00-首页/题组Word/习题书/学生版/第三篇-有机化学/9-杂环化合物与含杂原子有机物.docx
+++ b/00-首页/题组Word/习题书/学生版/第三篇-有机化学/9-杂环化合物与含杂原子有机物.docx
@@ -3,239 +3,6 @@
 <w:document xmlns:w="http://schemas.openxmlformats.org/wordprocessingml/2006/main" xmlns:m="http://schemas.openxmlformats.org/officeDocument/2006/math" xmlns:r="http://schemas.openxmlformats.org/officeDocument/2006/relationships" xmlns:o="urn:schemas-microsoft-com:office:office" xmlns:v="urn:schemas-microsoft-com:vml" xmlns:w10="urn:schemas-microsoft-com:office:word" xmlns:a="http://schemas.openxmlformats.org/drawingml/2006/main" xmlns:pic="http://schemas.openxmlformats.org/drawingml/2006/picture" xmlns:wp="http://schemas.openxmlformats.org/drawingml/2006/wordprocessingDrawing">
   <w:body>
     <w:bookmarkStart w:id="46" w:name="第-9-章-杂环化合物与含杂原子有机物"/>
-    <w:p>
-      <w:pPr>
-        <w:spacing w:after="1800" w:before="1200" w:line="276" w:lineRule="auto"/>
-        <w:jc w:val="center"/>
-      </w:pPr>
-    </w:p>
-    <w:p>
-      <w:pPr>
-        <w:spacing w:after="320" w:before="0" w:line="276" w:lineRule="auto"/>
-        <w:jc w:val="center"/>
-      </w:pPr>
-      <w:r>
-        <w:rPr>
-          <w:rFonts w:ascii="Times New Roman" w:hAnsi="Times New Roman" w:eastAsia="SimHei" w:cs="Times New Roman"/>
-          <w:b/>
-          <w:color w:val="17324D"/>
-          <w:sz w:val="64"/>
-        </w:rPr>
-        <w:t>化学竞赛习题册</w:t>
-      </w:r>
-    </w:p>
-    <w:p>
-      <w:pPr>
-        <w:spacing w:after="120" w:before="0" w:line="276" w:lineRule="auto"/>
-        <w:jc w:val="center"/>
-      </w:pPr>
-      <w:r>
-        <w:rPr>
-          <w:rFonts w:ascii="Times New Roman" w:hAnsi="Times New Roman" w:eastAsia="SimHei" w:cs="Times New Roman"/>
-          <w:b w:val="0"/>
-          <w:color w:val="5B6975"/>
-          <w:sz w:val="32"/>
-        </w:rPr>
-        <w:t>第三篇</w:t>
-      </w:r>
-      <w:r>
-        <w:rPr>
-          <w:rFonts w:ascii="Times New Roman" w:hAnsi="Times New Roman" w:eastAsia="Times New Roman" w:cs="Times New Roman"/>
-          <w:b w:val="0"/>
-          <w:color w:val="5B6975"/>
-          <w:sz w:val="32"/>
-        </w:rPr>
-        <w:t xml:space="preserve"> </w:t>
-      </w:r>
-      <w:r>
-        <w:rPr>
-          <w:rFonts w:ascii="Times New Roman" w:hAnsi="Times New Roman" w:eastAsia="SimHei" w:cs="Times New Roman"/>
-          <w:b w:val="0"/>
-          <w:color w:val="5B6975"/>
-          <w:sz w:val="32"/>
-        </w:rPr>
-        <w:t>有机化学</w:t>
-      </w:r>
-    </w:p>
-    <w:p>
-      <w:pPr>
-        <w:spacing w:after="600" w:before="0" w:line="276" w:lineRule="auto"/>
-        <w:jc w:val="center"/>
-      </w:pPr>
-      <w:r>
-        <w:rPr>
-          <w:rFonts w:ascii="Times New Roman" w:hAnsi="Times New Roman" w:eastAsia="SimHei" w:cs="Times New Roman"/>
-          <w:b/>
-          <w:color w:val="17324D"/>
-          <w:sz w:val="44"/>
-        </w:rPr>
-        <w:t>第</w:t>
-      </w:r>
-      <w:r>
-        <w:rPr>
-          <w:rFonts w:ascii="Times New Roman" w:hAnsi="Times New Roman" w:eastAsia="Times New Roman" w:cs="Times New Roman"/>
-          <w:b/>
-          <w:color w:val="17324D"/>
-          <w:sz w:val="44"/>
-        </w:rPr>
-        <w:t xml:space="preserve"> 9 </w:t>
-      </w:r>
-      <w:r>
-        <w:rPr>
-          <w:rFonts w:ascii="Times New Roman" w:hAnsi="Times New Roman" w:eastAsia="SimHei" w:cs="Times New Roman"/>
-          <w:b/>
-          <w:color w:val="17324D"/>
-          <w:sz w:val="44"/>
-        </w:rPr>
-        <w:t>章</w:t>
-      </w:r>
-      <w:r>
-        <w:rPr>
-          <w:rFonts w:ascii="Times New Roman" w:hAnsi="Times New Roman" w:eastAsia="Times New Roman" w:cs="Times New Roman"/>
-          <w:b/>
-          <w:color w:val="17324D"/>
-          <w:sz w:val="44"/>
-        </w:rPr>
-        <w:t xml:space="preserve"> </w:t>
-      </w:r>
-      <w:r>
-        <w:rPr>
-          <w:rFonts w:ascii="Times New Roman" w:hAnsi="Times New Roman" w:eastAsia="SimHei" w:cs="Times New Roman"/>
-          <w:b/>
-          <w:color w:val="17324D"/>
-          <w:sz w:val="44"/>
-        </w:rPr>
-        <w:t>杂环化合物与含杂原子有机物</w:t>
-      </w:r>
-    </w:p>
-    <w:p>
-      <w:pPr>
-        <w:spacing w:after="600" w:before="120" w:line="276" w:lineRule="auto"/>
-        <w:jc w:val="center"/>
-        <w:pBdr>
-          <w:bottom w:val="single" w:sz="8" w:space="4" w:color="4A6577"/>
-        </w:pBdr>
-      </w:pPr>
-    </w:p>
-    <w:p>
-      <w:pPr>
-        <w:spacing w:after="160" w:before="0" w:line="276" w:lineRule="auto"/>
-        <w:jc w:val="center"/>
-      </w:pPr>
-      <w:r>
-        <w:rPr>
-          <w:rFonts w:ascii="Times New Roman" w:hAnsi="Times New Roman" w:eastAsia="FangSong" w:cs="Times New Roman"/>
-          <w:b w:val="0"/>
-          <w:color w:val="5B6975"/>
-          <w:sz w:val="24"/>
-        </w:rPr>
-        <w:t>题量</w:t>
-      </w:r>
-      <w:r>
-        <w:rPr>
-          <w:rFonts w:ascii="Times New Roman" w:hAnsi="Times New Roman" w:eastAsia="Times New Roman" w:cs="Times New Roman"/>
-          <w:b w:val="0"/>
-          <w:color w:val="5B6975"/>
-          <w:sz w:val="24"/>
-        </w:rPr>
-        <w:t>：10</w:t>
-      </w:r>
-    </w:p>
-    <w:p>
-      <w:pPr>
-        <w:spacing w:after="160" w:before="0" w:line="276" w:lineRule="auto"/>
-        <w:jc w:val="center"/>
-      </w:pPr>
-      <w:r>
-        <w:rPr>
-          <w:rFonts w:ascii="Times New Roman" w:hAnsi="Times New Roman" w:eastAsia="FangSong" w:cs="Times New Roman"/>
-          <w:b w:val="0"/>
-          <w:color w:val="5B6975"/>
-          <w:sz w:val="24"/>
-        </w:rPr>
-        <w:t>版本</w:t>
-      </w:r>
-      <w:r>
-        <w:rPr>
-          <w:rFonts w:ascii="Times New Roman" w:hAnsi="Times New Roman" w:eastAsia="Times New Roman" w:cs="Times New Roman"/>
-          <w:b w:val="0"/>
-          <w:color w:val="5B6975"/>
-          <w:sz w:val="24"/>
-        </w:rPr>
-        <w:t>：</w:t>
-      </w:r>
-      <w:r>
-        <w:rPr>
-          <w:rFonts w:ascii="Times New Roman" w:hAnsi="Times New Roman" w:eastAsia="FangSong" w:cs="Times New Roman"/>
-          <w:b w:val="0"/>
-          <w:color w:val="5B6975"/>
-          <w:sz w:val="24"/>
-        </w:rPr>
-        <w:t>学生版</w:t>
-      </w:r>
-      <w:r>
-        <w:rPr>
-          <w:rFonts w:ascii="Times New Roman" w:hAnsi="Times New Roman" w:eastAsia="Times New Roman" w:cs="Times New Roman"/>
-          <w:b w:val="0"/>
-          <w:color w:val="5B6975"/>
-          <w:sz w:val="24"/>
-        </w:rPr>
-        <w:t>（</w:t>
-      </w:r>
-      <w:r>
-        <w:rPr>
-          <w:rFonts w:ascii="Times New Roman" w:hAnsi="Times New Roman" w:eastAsia="FangSong" w:cs="Times New Roman"/>
-          <w:b w:val="0"/>
-          <w:color w:val="5B6975"/>
-          <w:sz w:val="24"/>
-        </w:rPr>
-        <w:t>无答案</w:t>
-      </w:r>
-      <w:r>
-        <w:rPr>
-          <w:rFonts w:ascii="Times New Roman" w:hAnsi="Times New Roman" w:eastAsia="Times New Roman" w:cs="Times New Roman"/>
-          <w:b w:val="0"/>
-          <w:color w:val="5B6975"/>
-          <w:sz w:val="24"/>
-        </w:rPr>
-        <w:t>）</w:t>
-      </w:r>
-    </w:p>
-    <w:p>
-      <w:pPr>
-        <w:spacing w:after="160" w:before="0" w:line="276" w:lineRule="auto"/>
-        <w:jc w:val="center"/>
-      </w:pPr>
-      <w:r>
-        <w:rPr>
-          <w:rFonts w:ascii="Times New Roman" w:hAnsi="Times New Roman" w:eastAsia="FangSong" w:cs="Times New Roman"/>
-          <w:b w:val="0"/>
-          <w:color w:val="5B6975"/>
-          <w:sz w:val="24"/>
-        </w:rPr>
-        <w:t>日期</w:t>
-      </w:r>
-      <w:r>
-        <w:rPr>
-          <w:rFonts w:ascii="Times New Roman" w:hAnsi="Times New Roman" w:eastAsia="Times New Roman" w:cs="Times New Roman"/>
-          <w:b w:val="0"/>
-          <w:color w:val="5B6975"/>
-          <w:sz w:val="24"/>
-        </w:rPr>
-        <w:t>：2026-09-06</w:t>
-      </w:r>
-    </w:p>
-    <w:p>
-      <w:pPr>
-        <w:jc w:val="center"/>
-      </w:pPr>
-      <w:r>
-        <w:rPr>
-          <w:rFonts w:ascii="Times New Roman" w:hAnsi="Times New Roman" w:eastAsia="Times New Roman" w:cs="Times New Roman"/>
-        </w:rPr>
-        <w:br w:type="page"/>
-      </w:r>
-    </w:p>
     <w:p>
       <w:pPr>
         <w:pStyle w:val="Heading1"/>

--- a/00-首页/题组Word/习题书/学生版/第三篇-有机化学/9-杂环化合物与含杂原子有机物.docx
+++ b/00-首页/题组Word/习题书/学生版/第三篇-有机化学/9-杂环化合物与含杂原子有机物.docx
@@ -2,7 +2,7 @@
 <file path=word/document.xml><?xml version="1.0" encoding="utf-8"?>
 <w:document xmlns:w="http://schemas.openxmlformats.org/wordprocessingml/2006/main" xmlns:m="http://schemas.openxmlformats.org/officeDocument/2006/math" xmlns:r="http://schemas.openxmlformats.org/officeDocument/2006/relationships" xmlns:o="urn:schemas-microsoft-com:office:office" xmlns:v="urn:schemas-microsoft-com:vml" xmlns:w10="urn:schemas-microsoft-com:office:word" xmlns:a="http://schemas.openxmlformats.org/drawingml/2006/main" xmlns:pic="http://schemas.openxmlformats.org/drawingml/2006/picture" xmlns:wp="http://schemas.openxmlformats.org/drawingml/2006/wordprocessingDrawing">
   <w:body>
-    <w:bookmarkStart w:id="46" w:name="第-9-章-杂环化合物与含杂原子有机物"/>
+    <w:bookmarkStart w:id="71" w:name="第-9-章-杂环化合物与含杂原子有机物"/>
     <w:p>
       <w:pPr>
         <w:pStyle w:val="Heading1"/>
@@ -50,7 +50,7 @@
         </w:pict>
       </w:r>
     </w:p>
-    <w:bookmarkStart w:id="9" w:name="喹啉酸最低构型第26届初赛"/>
+    <w:bookmarkStart w:id="9" w:name="基础巩固"/>
     <w:p>
       <w:pPr>
         <w:pStyle w:val="Heading2"/>
@@ -58,9 +58,2583 @@
       </w:pPr>
       <w:r>
         <w:rPr>
+          <w:rFonts w:hint="eastAsia" w:ascii="Times New Roman" w:hAnsi="Times New Roman" w:eastAsia="SimHei" w:cs="Times New Roman"/>
+        </w:rPr>
+        <w:t xml:space="preserve">基础巩固</w:t>
+      </w:r>
+    </w:p>
+    <w:bookmarkEnd w:id="9"/>
+    <w:bookmarkStart w:id="13" w:name="ch2-t3-硫叶立德vs半缩硫醛选择性"/>
+    <w:p>
+      <w:pPr>
+        <w:pStyle w:val="Heading2"/>
+        <w:spacing w:before="280" w:after="120"/>
+      </w:pPr>
+      <w:r>
+        <w:rPr>
           <w:rFonts w:ascii="Times New Roman" w:hAnsi="Times New Roman" w:eastAsia="Times New Roman" w:cs="Times New Roman"/>
         </w:rPr>
         <w:t xml:space="preserve">9.1 </w:t>
+      </w:r>
+      <w:r>
+        <w:rPr>
+          <w:rFonts w:hint="eastAsia" w:ascii="Times New Roman" w:hAnsi="Times New Roman" w:eastAsia="Times New Roman" w:cs="Times New Roman"/>
+        </w:rPr>
+        <w:t>Ch2-T3-</w:t>
+      </w:r>
+      <w:r>
+        <w:rPr>
+          <w:rFonts w:hint="eastAsia" w:ascii="Times New Roman" w:hAnsi="Times New Roman" w:eastAsia="SimHei" w:cs="Times New Roman"/>
+        </w:rPr>
+        <w:t>硫叶立德</w:t>
+      </w:r>
+      <w:r>
+        <w:rPr>
+          <w:rFonts w:hint="eastAsia" w:ascii="Times New Roman" w:hAnsi="Times New Roman" w:eastAsia="Times New Roman" w:cs="Times New Roman"/>
+        </w:rPr>
+        <w:t>vs</w:t>
+      </w:r>
+      <w:r>
+        <w:rPr>
+          <w:rFonts w:hint="eastAsia" w:ascii="Times New Roman" w:hAnsi="Times New Roman" w:eastAsia="SimHei" w:cs="Times New Roman"/>
+        </w:rPr>
+        <w:t>半缩硫醛选择性</w:t>
+      </w:r>
+    </w:p>
+    <w:p>
+      <w:pPr>
+        <w:pStyle w:val="FirstParagraph"/>
+      </w:pPr>
+      <w:r>
+        <w:rPr>
+          <w:rFonts w:hint="eastAsia" w:ascii="Times New Roman" w:hAnsi="Times New Roman" w:eastAsia="Times New Roman" w:cs="Times New Roman"/>
+        </w:rPr>
+        <w:t>（</w:t>
+      </w:r>
+      <w:r>
+        <w:rPr>
+          <w:rFonts w:hint="eastAsia" w:ascii="Times New Roman" w:hAnsi="Times New Roman" w:eastAsia="FangSong" w:cs="Times New Roman"/>
+        </w:rPr>
+        <w:t>部分结构式见原书图片</w:t>
+      </w:r>
+      <w:r>
+        <w:rPr>
+          <w:rFonts w:hint="eastAsia" w:ascii="Times New Roman" w:hAnsi="Times New Roman" w:eastAsia="Times New Roman" w:cs="Times New Roman"/>
+        </w:rPr>
+        <w:t>）</w:t>
+      </w:r>
+    </w:p>
+    <w:p>
+      <w:pPr>
+        <w:pStyle w:val="BodyText"/>
+      </w:pPr>
+      <w:r>
+        <w:rPr>
+          <w:rFonts w:hint="eastAsia" w:ascii="Times New Roman" w:hAnsi="Times New Roman" w:eastAsia="FangSong" w:cs="Times New Roman"/>
+        </w:rPr>
+        <w:t>比较硫叶立德与半缩硫醛在不同条件下的反应选择性</w:t>
+      </w:r>
+      <w:r>
+        <w:rPr>
+          <w:rFonts w:hint="eastAsia" w:ascii="Times New Roman" w:hAnsi="Times New Roman" w:eastAsia="Times New Roman" w:cs="Times New Roman"/>
+        </w:rPr>
+        <w:t>，</w:t>
+      </w:r>
+      <w:r>
+        <w:rPr>
+          <w:rFonts w:hint="eastAsia" w:ascii="Times New Roman" w:hAnsi="Times New Roman" w:eastAsia="FangSong" w:cs="Times New Roman"/>
+        </w:rPr>
+        <w:t>运用软硬酸碱理论解释</w:t>
+      </w:r>
+      <w:r>
+        <w:rPr>
+          <w:rFonts w:hint="eastAsia" w:ascii="Times New Roman" w:hAnsi="Times New Roman" w:eastAsia="Times New Roman" w:cs="Times New Roman"/>
+        </w:rPr>
+        <w:t>。</w:t>
+      </w:r>
+    </w:p>
+    <w:p>
+      <w:pPr>
+        <w:pStyle w:val="BodyText"/>
+        <w:spacing w:before="160" w:after="80"/>
+        <w:jc w:val="center"/>
+      </w:pPr>
+      <w:r>
+        <w:rPr>
+          <w:rFonts w:ascii="Times New Roman" w:hAnsi="Times New Roman" w:eastAsia="Times New Roman" w:cs="Times New Roman"/>
+        </w:rPr>
+        <w:drawing>
+          <wp:inline>
+            <wp:extent cx="3600000" cy="2014507"/>
+            <wp:effectExtent b="0" l="0" r="0" t="0"/>
+            <wp:docPr descr="" title="" id="11" name="Picture"/>
+            <a:graphic>
+              <a:graphicData uri="http://schemas.openxmlformats.org/drawingml/2006/picture">
+                <pic:pic>
+                  <pic:nvPicPr>
+                    <pic:cNvPr descr="acetal-protection-cyclohexanone.png" id="12" name="Picture"/>
+                    <pic:cNvPicPr>
+                      <a:picLocks noChangeArrowheads="1" noChangeAspect="1"/>
+                    </pic:cNvPicPr>
+                  </pic:nvPicPr>
+                  <pic:blipFill>
+                    <a:blip r:embed="rId10"/>
+                    <a:stretch>
+                      <a:fillRect/>
+                    </a:stretch>
+                  </pic:blipFill>
+                  <pic:spPr bwMode="auto">
+                    <a:xfrm>
+                      <a:off x="0" y="0"/>
+                      <a:ext cx="3600000" cy="2014507"/>
+                    </a:xfrm>
+                    <a:prstGeom prst="rect">
+                      <a:avLst/>
+                    </a:prstGeom>
+                    <a:noFill/>
+                    <a:ln w="9525">
+                      <a:noFill/>
+                      <a:headEnd/>
+                      <a:tailEnd/>
+                    </a:ln>
+                  </pic:spPr>
+                </pic:pic>
+              </a:graphicData>
+            </a:graphic>
+          </wp:inline>
+        </w:drawing>
+      </w:r>
+    </w:p>
+    <w:p>
+      <w:pPr>
+        <w:spacing w:before="160" w:after="80"/>
+      </w:pPr>
+      <w:r>
+        <w:pict>
+          <v:rect style="width:0;height:1.5pt" o:hralign="center" o:hrstd="t" o:hr="t"/>
+        </w:pict>
+      </w:r>
+    </w:p>
+    <w:bookmarkEnd w:id="13"/>
+    <w:bookmarkStart w:id="17" w:name="ch29-p4-吡咯苯吡啶反应活性对比"/>
+    <w:p>
+      <w:pPr>
+        <w:pStyle w:val="Heading2"/>
+        <w:spacing w:before="280" w:after="120"/>
+      </w:pPr>
+      <w:r>
+        <w:rPr>
+          <w:rFonts w:ascii="Times New Roman" w:hAnsi="Times New Roman" w:eastAsia="Times New Roman" w:cs="Times New Roman"/>
+        </w:rPr>
+        <w:t xml:space="preserve">9.2 </w:t>
+      </w:r>
+      <w:r>
+        <w:rPr>
+          <w:rFonts w:hint="eastAsia" w:ascii="Times New Roman" w:hAnsi="Times New Roman" w:eastAsia="Times New Roman" w:cs="Times New Roman"/>
+        </w:rPr>
+        <w:t>Ch29-P4-</w:t>
+      </w:r>
+      <w:r>
+        <w:rPr>
+          <w:rFonts w:hint="eastAsia" w:ascii="Times New Roman" w:hAnsi="Times New Roman" w:eastAsia="SimHei" w:cs="Times New Roman"/>
+        </w:rPr>
+        <w:t>吡咯苯吡啶反应活性对比</w:t>
+      </w:r>
+    </w:p>
+    <w:p>
+      <w:pPr>
+        <w:pStyle w:val="FirstParagraph"/>
+      </w:pPr>
+      <w:r>
+        <w:rPr>
+          <w:rFonts w:ascii="Times New Roman" w:hAnsi="Times New Roman" w:eastAsia="Times New Roman" w:cs="Times New Roman"/>
+        </w:rPr>
+        <w:t xml:space="preserve">Suggest which product might be formed in these reactions and justify your choice.</w:t>
+      </w:r>
+    </w:p>
+    <w:p>
+      <w:pPr>
+        <w:pStyle w:val="BodyText"/>
+        <w:spacing w:before="160" w:after="80"/>
+        <w:jc w:val="center"/>
+      </w:pPr>
+      <w:r>
+        <w:rPr>
+          <w:rFonts w:ascii="Times New Roman" w:hAnsi="Times New Roman" w:eastAsia="Times New Roman" w:cs="Times New Roman"/>
+        </w:rPr>
+        <w:drawing>
+          <wp:inline>
+            <wp:extent cx="3600000" cy="681399"/>
+            <wp:effectExtent b="0" l="0" r="0" t="0"/>
+            <wp:docPr descr="" title="" id="15" name="Picture"/>
+            <a:graphic>
+              <a:graphicData uri="http://schemas.openxmlformats.org/drawingml/2006/picture">
+                <pic:pic>
+                  <pic:nvPicPr>
+                    <pic:cNvPr descr="a4ee3e3da9abb65dd214b607f4b97da075801f260edbced7f42161299135979e.jpg" id="16" name="Picture"/>
+                    <pic:cNvPicPr>
+                      <a:picLocks noChangeArrowheads="1" noChangeAspect="1"/>
+                    </pic:cNvPicPr>
+                  </pic:nvPicPr>
+                  <pic:blipFill>
+                    <a:blip r:embed="rId14"/>
+                    <a:stretch>
+                      <a:fillRect/>
+                    </a:stretch>
+                  </pic:blipFill>
+                  <pic:spPr bwMode="auto">
+                    <a:xfrm>
+                      <a:off x="0" y="0"/>
+                      <a:ext cx="3600000" cy="681399"/>
+                    </a:xfrm>
+                    <a:prstGeom prst="rect">
+                      <a:avLst/>
+                    </a:prstGeom>
+                    <a:noFill/>
+                    <a:ln w="9525">
+                      <a:noFill/>
+                      <a:headEnd/>
+                      <a:tailEnd/>
+                    </a:ln>
+                  </pic:spPr>
+                </pic:pic>
+              </a:graphicData>
+            </a:graphic>
+          </wp:inline>
+        </w:drawing>
+      </w:r>
+    </w:p>
+    <w:p>
+      <w:pPr>
+        <w:pStyle w:val="BodyText"/>
+      </w:pPr>
+      <w:r>
+        <w:rPr>
+          <w:rFonts w:hint="eastAsia" w:ascii="Times New Roman" w:hAnsi="Times New Roman" w:eastAsia="FangSong" w:cs="Times New Roman"/>
+          <w:b/>
+          <w:bCs/>
+        </w:rPr>
+        <w:t xml:space="preserve">原文题目</w:t>
+      </w:r>
+      <w:r>
+        <w:rPr>
+          <w:rFonts w:hint="eastAsia" w:ascii="Times New Roman" w:hAnsi="Times New Roman" w:eastAsia="Times New Roman" w:cs="Times New Roman"/>
+        </w:rPr>
+        <w:t xml:space="preserve">：Suggest</w:t>
+      </w:r>
+      <w:r>
+        <w:rPr>
+          <w:rFonts w:ascii="Times New Roman" w:hAnsi="Times New Roman" w:eastAsia="Times New Roman" w:cs="Times New Roman"/>
+        </w:rPr>
+        <w:t xml:space="preserve"> which product might be formed in these reactions and justify your choice. Each case involves a choice between reaction on a benzene ring or an aromatic heterocycle.</w:t>
+      </w:r>
+    </w:p>
+    <w:p>
+      <w:pPr>
+        <w:spacing w:before="160" w:after="80"/>
+      </w:pPr>
+      <w:r>
+        <w:pict>
+          <v:rect style="width:0;height:1.5pt" o:hralign="center" o:hrstd="t" o:hr="t"/>
+        </w:pict>
+      </w:r>
+    </w:p>
+    <w:bookmarkEnd w:id="17"/>
+    <w:bookmarkStart w:id="21" w:name="ch29-p10-呋喃选择性锂化时序"/>
+    <w:p>
+      <w:pPr>
+        <w:pStyle w:val="Heading2"/>
+        <w:spacing w:before="280" w:after="120"/>
+      </w:pPr>
+      <w:r>
+        <w:rPr>
+          <w:rFonts w:ascii="Times New Roman" w:hAnsi="Times New Roman" w:eastAsia="Times New Roman" w:cs="Times New Roman"/>
+        </w:rPr>
+        <w:t xml:space="preserve">9.3 </w:t>
+      </w:r>
+      <w:r>
+        <w:rPr>
+          <w:rFonts w:hint="eastAsia" w:ascii="Times New Roman" w:hAnsi="Times New Roman" w:eastAsia="Times New Roman" w:cs="Times New Roman"/>
+        </w:rPr>
+        <w:t>Ch29-P10-</w:t>
+      </w:r>
+      <w:r>
+        <w:rPr>
+          <w:rFonts w:hint="eastAsia" w:ascii="Times New Roman" w:hAnsi="Times New Roman" w:eastAsia="SimHei" w:cs="Times New Roman"/>
+        </w:rPr>
+        <w:t>呋喃选择性锂化时序</w:t>
+      </w:r>
+    </w:p>
+    <w:p>
+      <w:pPr>
+        <w:pStyle w:val="FirstParagraph"/>
+      </w:pPr>
+      <w:r>
+        <w:rPr>
+          <w:rFonts w:ascii="Times New Roman" w:hAnsi="Times New Roman" w:eastAsia="Times New Roman" w:cs="Times New Roman"/>
+        </w:rPr>
+        <w:t xml:space="preserve">Explain the order of events and the choice of bases in this sequence.</w:t>
+      </w:r>
+    </w:p>
+    <w:p>
+      <w:pPr>
+        <w:pStyle w:val="BodyText"/>
+        <w:spacing w:before="160" w:after="80"/>
+        <w:jc w:val="center"/>
+      </w:pPr>
+      <w:r>
+        <w:rPr>
+          <w:rFonts w:ascii="Times New Roman" w:hAnsi="Times New Roman" w:eastAsia="Times New Roman" w:cs="Times New Roman"/>
+        </w:rPr>
+        <w:drawing>
+          <wp:inline>
+            <wp:extent cx="3600000" cy="901185"/>
+            <wp:effectExtent b="0" l="0" r="0" t="0"/>
+            <wp:docPr descr="" title="" id="19" name="Picture"/>
+            <a:graphic>
+              <a:graphicData uri="http://schemas.openxmlformats.org/drawingml/2006/picture">
+                <pic:pic>
+                  <pic:nvPicPr>
+                    <pic:cNvPr descr="489abdf5f090ac1fa3c250eda007abda5fed3aeace6190f7f80c172b613850b8.jpg" id="20" name="Picture"/>
+                    <pic:cNvPicPr>
+                      <a:picLocks noChangeArrowheads="1" noChangeAspect="1"/>
+                    </pic:cNvPicPr>
+                  </pic:nvPicPr>
+                  <pic:blipFill>
+                    <a:blip r:embed="rId18"/>
+                    <a:stretch>
+                      <a:fillRect/>
+                    </a:stretch>
+                  </pic:blipFill>
+                  <pic:spPr bwMode="auto">
+                    <a:xfrm>
+                      <a:off x="0" y="0"/>
+                      <a:ext cx="3600000" cy="901185"/>
+                    </a:xfrm>
+                    <a:prstGeom prst="rect">
+                      <a:avLst/>
+                    </a:prstGeom>
+                    <a:noFill/>
+                    <a:ln w="9525">
+                      <a:noFill/>
+                      <a:headEnd/>
+                      <a:tailEnd/>
+                    </a:ln>
+                  </pic:spPr>
+                </pic:pic>
+              </a:graphicData>
+            </a:graphic>
+          </wp:inline>
+        </w:drawing>
+      </w:r>
+    </w:p>
+    <w:p>
+      <w:pPr>
+        <w:pStyle w:val="BodyText"/>
+      </w:pPr>
+      <w:r>
+        <w:rPr>
+          <w:rFonts w:hint="eastAsia" w:ascii="Times New Roman" w:hAnsi="Times New Roman" w:eastAsia="FangSong" w:cs="Times New Roman"/>
+          <w:b/>
+          <w:bCs/>
+        </w:rPr>
+        <w:t xml:space="preserve">原文题目</w:t>
+      </w:r>
+      <w:r>
+        <w:rPr>
+          <w:rFonts w:hint="eastAsia" w:ascii="Times New Roman" w:hAnsi="Times New Roman" w:eastAsia="Times New Roman" w:cs="Times New Roman"/>
+        </w:rPr>
+        <w:t xml:space="preserve">：Explain</w:t>
+      </w:r>
+      <w:r>
+        <w:rPr>
+          <w:rFonts w:ascii="Times New Roman" w:hAnsi="Times New Roman" w:eastAsia="Times New Roman" w:cs="Times New Roman"/>
+        </w:rPr>
+        <w:t xml:space="preserve"> the order of events and the choice of bases in this sequence involving selective lithiation of a substituted furan.</w:t>
+      </w:r>
+    </w:p>
+    <w:p>
+      <w:pPr>
+        <w:spacing w:before="160" w:after="80"/>
+      </w:pPr>
+      <w:r>
+        <w:pict>
+          <v:rect style="width:0;height:1.5pt" o:hralign="center" o:hrstd="t" o:hr="t"/>
+        </w:pict>
+      </w:r>
+    </w:p>
+    <w:bookmarkEnd w:id="21"/>
+    <w:bookmarkStart w:id="31" w:name="习题1"/>
+    <w:p>
+      <w:pPr>
+        <w:pStyle w:val="Heading2"/>
+        <w:spacing w:before="280" w:after="120"/>
+      </w:pPr>
+      <w:r>
+        <w:rPr>
+          <w:rFonts w:ascii="Times New Roman" w:hAnsi="Times New Roman" w:eastAsia="Times New Roman" w:cs="Times New Roman"/>
+        </w:rPr>
+        <w:t xml:space="preserve">9.4 </w:t>
+      </w:r>
+      <w:r>
+        <w:rPr>
+          <w:rFonts w:hint="eastAsia" w:ascii="Times New Roman" w:hAnsi="Times New Roman" w:eastAsia="SimHei" w:cs="Times New Roman"/>
+        </w:rPr>
+        <w:t>习题</w:t>
+      </w:r>
+      <w:r>
+        <w:rPr>
+          <w:rFonts w:hint="eastAsia" w:ascii="Times New Roman" w:hAnsi="Times New Roman" w:eastAsia="Times New Roman" w:cs="Times New Roman"/>
+        </w:rPr>
+        <w:t>1</w:t>
+      </w:r>
+    </w:p>
+    <w:bookmarkStart w:id="22" w:name="本讲习题"/>
+    <w:p>
+      <w:pPr>
+        <w:pStyle w:val="Heading3"/>
+        <w:spacing w:before="280" w:after="120"/>
+      </w:pPr>
+      <w:r>
+        <w:rPr>
+          <w:rFonts w:hint="eastAsia" w:ascii="Times New Roman" w:hAnsi="Times New Roman" w:eastAsia="SimHei" w:cs="Times New Roman"/>
+        </w:rPr>
+        <w:t xml:space="preserve">本讲习题</w:t>
+      </w:r>
+    </w:p>
+    <w:bookmarkEnd w:id="22"/>
+    <w:bookmarkStart w:id="29" w:name="完成下列反应式"/>
+    <w:p>
+      <w:pPr>
+        <w:pStyle w:val="Heading3"/>
+        <w:spacing w:before="280" w:after="120"/>
+      </w:pPr>
+      <w:r>
+        <w:rPr>
+          <w:rFonts w:ascii="Times New Roman" w:hAnsi="Times New Roman" w:eastAsia="Times New Roman" w:cs="Times New Roman"/>
+        </w:rPr>
+        <w:t xml:space="preserve">1. </w:t>
+      </w:r>
+      <w:r>
+        <w:rPr>
+          <w:rFonts w:hint="eastAsia" w:ascii="Times New Roman" w:hAnsi="Times New Roman" w:eastAsia="SimHei" w:cs="Times New Roman"/>
+        </w:rPr>
+        <w:t xml:space="preserve">完成下列反应式</w:t>
+      </w:r>
+    </w:p>
+    <w:p>
+      <w:pPr>
+        <w:pStyle w:val="FirstParagraph"/>
+      </w:pPr>
+      <w:r>
+        <w:rPr>
+          <w:rFonts w:ascii="Times New Roman" w:hAnsi="Times New Roman" w:eastAsia="Times New Roman" w:cs="Times New Roman"/>
+        </w:rPr>
+        <w:t xml:space="preserve">(1)~(6) </w:t>
+      </w:r>
+      <w:r>
+        <w:rPr>
+          <w:rFonts w:hint="eastAsia" w:ascii="Times New Roman" w:hAnsi="Times New Roman" w:eastAsia="FangSong" w:cs="Times New Roman"/>
+        </w:rPr>
+        <w:t>见下图</w:t>
+      </w:r>
+      <w:r>
+        <w:rPr>
+          <w:rFonts w:hint="eastAsia" w:ascii="Times New Roman" w:hAnsi="Times New Roman" w:eastAsia="Times New Roman" w:cs="Times New Roman"/>
+        </w:rPr>
+        <w:t>：</w:t>
+      </w:r>
+    </w:p>
+    <w:p>
+      <w:pPr>
+        <w:pStyle w:val="BodyText"/>
+        <w:spacing w:before="160" w:after="80"/>
+        <w:jc w:val="center"/>
+      </w:pPr>
+      <w:r>
+        <w:rPr>
+          <w:rFonts w:ascii="Times New Roman" w:hAnsi="Times New Roman" w:eastAsia="Times New Roman" w:cs="Times New Roman"/>
+        </w:rPr>
+        <w:drawing>
+          <wp:inline>
+            <wp:extent cx="3600000" cy="2500851"/>
+            <wp:effectExtent b="0" l="0" r="0" t="0"/>
+            <wp:docPr descr="" title="" id="24" name="Picture"/>
+            <a:graphic>
+              <a:graphicData uri="http://schemas.openxmlformats.org/drawingml/2006/picture">
+                <pic:pic>
+                  <pic:nvPicPr>
+                    <pic:cNvPr descr="9deb7f0eca2bbbb677345c8fcbf1e50ee1bb781c9a7b1f29821474f63b5b5a10.jpg" id="25" name="Picture"/>
+                    <pic:cNvPicPr>
+                      <a:picLocks noChangeArrowheads="1" noChangeAspect="1"/>
+                    </pic:cNvPicPr>
+                  </pic:nvPicPr>
+                  <pic:blipFill>
+                    <a:blip r:embed="rId23"/>
+                    <a:stretch>
+                      <a:fillRect/>
+                    </a:stretch>
+                  </pic:blipFill>
+                  <pic:spPr bwMode="auto">
+                    <a:xfrm>
+                      <a:off x="0" y="0"/>
+                      <a:ext cx="3600000" cy="2500851"/>
+                    </a:xfrm>
+                    <a:prstGeom prst="rect">
+                      <a:avLst/>
+                    </a:prstGeom>
+                    <a:noFill/>
+                    <a:ln w="9525">
+                      <a:noFill/>
+                      <a:headEnd/>
+                      <a:tailEnd/>
+                    </a:ln>
+                  </pic:spPr>
+                </pic:pic>
+              </a:graphicData>
+            </a:graphic>
+          </wp:inline>
+        </w:drawing>
+      </w:r>
+    </w:p>
+    <w:p>
+      <w:pPr>
+        <w:numPr>
+          <w:ilvl w:val="0"/>
+          <w:numId w:val="1001"/>
+        </w:numPr>
+      </w:pPr>
+      <m:oMath>
+        <m:oMathPr>
+          <m:ctrlPr>
+            <w:rPr>
+              <w:sz w:val="28"/>
+              <w:szCs w:val="28"/>
+            </w:rPr>
+          </m:ctrlPr>
+        </m:oMathPr>
+        <m:sSub>
+          <m:e>
+            <m:r>
+              <m:rPr>
+                <m:sty m:val="p"/>
+              </m:rPr>
+              <m:t>C</m:t>
+            </m:r>
+            <m:r>
+              <m:rPr>
+                <m:sty m:val="p"/>
+              </m:rPr>
+              <m:t>H</m:t>
+            </m:r>
+          </m:e>
+          <m:sub>
+            <m:r>
+              <m:t>3</m:t>
+            </m:r>
+          </m:sub>
+        </m:sSub>
+        <m:r>
+          <m:rPr>
+            <m:sty m:val="p"/>
+          </m:rPr>
+          <m:t>N</m:t>
+        </m:r>
+        <m:sSub>
+          <m:e>
+            <m:r>
+              <m:rPr>
+                <m:sty m:val="p"/>
+              </m:rPr>
+              <m:t>C</m:t>
+            </m:r>
+            <m:r>
+              <m:rPr>
+                <m:sty m:val="p"/>
+              </m:rPr>
+              <m:t>H</m:t>
+            </m:r>
+          </m:e>
+          <m:sub>
+            <m:r>
+              <m:t>3</m:t>
+            </m:r>
+          </m:sub>
+        </m:sSub>
+        <m:r>
+          <m:rPr>
+            <m:sty m:val="p"/>
+          </m:rPr>
+          <m:t>+</m:t>
+        </m:r>
+        <m:r>
+          <m:rPr>
+            <m:sty m:val="p"/>
+          </m:rPr>
+          <m:t>P</m:t>
+        </m:r>
+        <m:r>
+          <m:rPr>
+            <m:sty m:val="p"/>
+          </m:rPr>
+          <m:t>h</m:t>
+        </m:r>
+        <m:r>
+          <m:rPr>
+            <m:sty m:val="p"/>
+          </m:rPr>
+          <m:t>C</m:t>
+        </m:r>
+        <m:r>
+          <m:rPr>
+            <m:sty m:val="p"/>
+          </m:rPr>
+          <m:t>H</m:t>
+        </m:r>
+        <m:r>
+          <m:rPr>
+            <m:sty m:val="p"/>
+          </m:rPr>
+          <m:t>O</m:t>
+        </m:r>
+        <m:limUpp>
+          <m:e>
+            <m:r>
+              <m:rPr>
+                <m:sty m:val="p"/>
+              </m:rPr>
+              <m:t>→</m:t>
+            </m:r>
+          </m:e>
+          <m:lim>
+            <m:sSub>
+              <m:e>
+                <m:r>
+                  <m:rPr>
+                    <m:sty m:val="p"/>
+                  </m:rPr>
+                  <m:t>Z</m:t>
+                </m:r>
+                <m:r>
+                  <m:rPr>
+                    <m:sty m:val="p"/>
+                  </m:rPr>
+                  <m:t>n</m:t>
+                </m:r>
+                <m:r>
+                  <m:rPr>
+                    <m:sty m:val="p"/>
+                  </m:rPr>
+                  <m:t>C</m:t>
+                </m:r>
+                <m:r>
+                  <m:rPr>
+                    <m:sty m:val="p"/>
+                  </m:rPr>
+                  <m:t>l</m:t>
+                </m:r>
+              </m:e>
+              <m:sub>
+                <m:r>
+                  <m:t>2</m:t>
+                </m:r>
+              </m:sub>
+            </m:sSub>
+          </m:lim>
+        </m:limUpp>
+      </m:oMath>
+      <w:r>
+        <w:rPr>
+          <w:rFonts w:ascii="Times New Roman" w:hAnsi="Times New Roman" w:eastAsia="Times New Roman" w:cs="Times New Roman"/>
+        </w:rPr>
+        <w:t xml:space="preserve">​</w:t>
+      </w:r>
+    </w:p>
+    <w:p>
+      <w:pPr>
+        <w:numPr>
+          <w:ilvl w:val="0"/>
+          <w:numId w:val="1001"/>
+        </w:numPr>
+      </w:pPr>
+      <m:oMath>
+        <m:oMathPr>
+          <m:ctrlPr>
+            <w:rPr>
+              <w:sz w:val="28"/>
+              <w:szCs w:val="28"/>
+            </w:rPr>
+          </m:ctrlPr>
+        </m:oMathPr>
+        <m:sSub>
+          <m:e>
+            <m:r>
+              <m:t>C</m:t>
+            </m:r>
+          </m:e>
+          <m:sub>
+            <m:r>
+              <m:t>6</m:t>
+            </m:r>
+          </m:sub>
+        </m:sSub>
+        <m:sSub>
+          <m:e>
+            <m:r>
+              <m:t>H</m:t>
+            </m:r>
+          </m:e>
+          <m:sub>
+            <m:r>
+              <m:t>5</m:t>
+            </m:r>
+          </m:sub>
+        </m:sSub>
+        <m:sSub>
+          <m:e>
+            <m:r>
+              <m:t>N</m:t>
+            </m:r>
+          </m:e>
+          <m:sub>
+            <m:r>
+              <m:t>2</m:t>
+            </m:r>
+          </m:sub>
+        </m:sSub>
+        <m:r>
+          <m:t>C</m:t>
+        </m:r>
+        <m:sSub>
+          <m:e>
+            <m:r>
+              <m:t>H</m:t>
+            </m:r>
+          </m:e>
+          <m:sub>
+            <m:r>
+              <m:t>3</m:t>
+            </m:r>
+          </m:sub>
+        </m:sSub>
+        <m:limLow>
+          <m:e>
+            <m:limUpp>
+              <m:e>
+                <m:r>
+                  <m:rPr>
+                    <m:sty m:val="p"/>
+                  </m:rPr>
+                  <m:t>→</m:t>
+                </m:r>
+              </m:e>
+              <m:lim>
+                <m:r>
+                  <m:t>H</m:t>
+                </m:r>
+                <m:r>
+                  <m:t>N</m:t>
+                </m:r>
+                <m:sSub>
+                  <m:e>
+                    <m:r>
+                      <m:t>O</m:t>
+                    </m:r>
+                  </m:e>
+                  <m:sub>
+                    <m:r>
+                      <m:t>3</m:t>
+                    </m:r>
+                  </m:sub>
+                </m:sSub>
+              </m:lim>
+            </m:limUpp>
+          </m:e>
+          <m:lim>
+            <m:sSub>
+              <m:e>
+                <m:r>
+                  <m:t>H</m:t>
+                </m:r>
+              </m:e>
+              <m:sub>
+                <m:r>
+                  <m:t>2</m:t>
+                </m:r>
+              </m:sub>
+            </m:sSub>
+            <m:r>
+              <m:t>S</m:t>
+            </m:r>
+            <m:sSub>
+              <m:e>
+                <m:r>
+                  <m:t>O</m:t>
+                </m:r>
+              </m:e>
+              <m:sub>
+                <m:r>
+                  <m:t>4</m:t>
+                </m:r>
+              </m:sub>
+            </m:sSub>
+          </m:lim>
+        </m:limLow>
+      </m:oMath>
+      <w:r>
+        <w:rPr>
+          <w:rFonts w:ascii="Times New Roman" w:hAnsi="Times New Roman" w:eastAsia="Times New Roman" w:cs="Times New Roman"/>
+        </w:rPr>
+        <w:t xml:space="preserve">​</w:t>
+      </w:r>
+    </w:p>
+    <w:p>
+      <w:pPr>
+        <w:numPr>
+          <w:ilvl w:val="0"/>
+          <w:numId w:val="1001"/>
+        </w:numPr>
+      </w:pPr>
+      <m:oMath>
+        <m:oMathPr>
+          <m:ctrlPr>
+            <w:rPr>
+              <w:sz w:val="28"/>
+              <w:szCs w:val="28"/>
+            </w:rPr>
+          </m:ctrlPr>
+        </m:oMathPr>
+        <m:r>
+          <m:rPr>
+            <m:sty m:val="p"/>
+          </m:rPr>
+          <m:t>N</m:t>
+        </m:r>
+        <m:r>
+          <m:rPr>
+            <m:sty m:val="p"/>
+          </m:rPr>
+          <m:t>−</m:t>
+        </m:r>
+        <m:r>
+          <m:rPr>
+            <m:sty m:val="p"/>
+          </m:rPr>
+          <m:t>C</m:t>
+        </m:r>
+        <m:r>
+          <m:rPr>
+            <m:sty m:val="p"/>
+          </m:rPr>
+          <m:t>H</m:t>
+        </m:r>
+        <m:r>
+          <m:rPr>
+            <m:sty m:val="p"/>
+          </m:rPr>
+          <m:t>=</m:t>
+        </m:r>
+        <m:sSub>
+          <m:e>
+            <m:r>
+              <m:rPr>
+                <m:sty m:val="p"/>
+              </m:rPr>
+              <m:t>C</m:t>
+            </m:r>
+            <m:r>
+              <m:rPr>
+                <m:sty m:val="p"/>
+              </m:rPr>
+              <m:t>H</m:t>
+            </m:r>
+          </m:e>
+          <m:sub>
+            <m:r>
+              <m:t>2</m:t>
+            </m:r>
+          </m:sub>
+        </m:sSub>
+        <m:r>
+          <m:rPr>
+            <m:sty m:val="p"/>
+          </m:rPr>
+          <m:t>+</m:t>
+        </m:r>
+        <m:sSub>
+          <m:e>
+            <m:r>
+              <m:rPr>
+                <m:sty m:val="p"/>
+              </m:rPr>
+              <m:t>C</m:t>
+            </m:r>
+            <m:r>
+              <m:rPr>
+                <m:sty m:val="p"/>
+              </m:rPr>
+              <m:t>H</m:t>
+            </m:r>
+          </m:e>
+          <m:sub>
+            <m:r>
+              <m:t>2</m:t>
+            </m:r>
+          </m:sub>
+        </m:sSub>
+        <m:r>
+          <m:rPr>
+            <m:sty m:val="p"/>
+          </m:rPr>
+          <m:t>(</m:t>
+        </m:r>
+        <m:r>
+          <m:rPr>
+            <m:sty m:val="p"/>
+          </m:rPr>
+          <m:t>C</m:t>
+        </m:r>
+        <m:r>
+          <m:rPr>
+            <m:sty m:val="p"/>
+          </m:rPr>
+          <m:t>O</m:t>
+        </m:r>
+        <m:r>
+          <m:rPr>
+            <m:sty m:val="p"/>
+          </m:rPr>
+          <m:t>O</m:t>
+        </m:r>
+        <m:r>
+          <m:rPr>
+            <m:sty m:val="p"/>
+          </m:rPr>
+          <m:t>E</m:t>
+        </m:r>
+        <m:r>
+          <m:rPr>
+            <m:sty m:val="p"/>
+          </m:rPr>
+          <m:t>t</m:t>
+        </m:r>
+        <m:sSub>
+          <m:e>
+            <m:r>
+              <m:rPr>
+                <m:sty m:val="p"/>
+              </m:rPr>
+              <m:t>)</m:t>
+            </m:r>
+          </m:e>
+          <m:sub>
+            <m:r>
+              <m:t>2</m:t>
+            </m:r>
+          </m:sub>
+        </m:sSub>
+        <m:limUpp>
+          <m:e>
+            <m:r>
+              <m:rPr>
+                <m:sty m:val="p"/>
+              </m:rPr>
+              <m:t>→</m:t>
+            </m:r>
+          </m:e>
+          <m:lim>
+            <m:r>
+              <m:rPr>
+                <m:sty m:val="p"/>
+              </m:rPr>
+              <m:t>E</m:t>
+            </m:r>
+            <m:r>
+              <m:rPr>
+                <m:sty m:val="p"/>
+              </m:rPr>
+              <m:t>t</m:t>
+            </m:r>
+            <m:r>
+              <m:rPr>
+                <m:sty m:val="p"/>
+              </m:rPr>
+              <m:t>O</m:t>
+            </m:r>
+            <m:r>
+              <m:rPr>
+                <m:sty m:val="p"/>
+              </m:rPr>
+              <m:t>N</m:t>
+            </m:r>
+            <m:r>
+              <m:rPr>
+                <m:sty m:val="p"/>
+              </m:rPr>
+              <m:t>a</m:t>
+            </m:r>
+          </m:lim>
+        </m:limUpp>
+      </m:oMath>
+      <w:r>
+        <w:rPr>
+          <w:rFonts w:ascii="Times New Roman" w:hAnsi="Times New Roman" w:eastAsia="Times New Roman" w:cs="Times New Roman"/>
+        </w:rPr>
+        <w:t xml:space="preserve">​</w:t>
+      </w:r>
+    </w:p>
+    <w:p>
+      <w:pPr>
+        <w:numPr>
+          <w:ilvl w:val="0"/>
+          <w:numId w:val="1001"/>
+        </w:numPr>
+      </w:pPr>
+      <m:oMath>
+        <m:oMathPr>
+          <m:ctrlPr>
+            <w:rPr>
+              <w:sz w:val="28"/>
+              <w:szCs w:val="28"/>
+            </w:rPr>
+          </m:ctrlPr>
+        </m:oMathPr>
+        <m:sSub>
+          <m:e>
+            <m:r>
+              <m:rPr>
+                <m:sty m:val="p"/>
+              </m:rPr>
+              <m:t>C</m:t>
+            </m:r>
+          </m:e>
+          <m:sub>
+            <m:r>
+              <m:t>10</m:t>
+            </m:r>
+          </m:sub>
+        </m:sSub>
+        <m:sSub>
+          <m:e>
+            <m:r>
+              <m:rPr>
+                <m:sty m:val="p"/>
+              </m:rPr>
+              <m:t>H</m:t>
+            </m:r>
+          </m:e>
+          <m:sub>
+            <m:r>
+              <m:t>8</m:t>
+            </m:r>
+          </m:sub>
+        </m:sSub>
+        <m:r>
+          <m:rPr>
+            <m:sty m:val="p"/>
+          </m:rPr>
+          <m:t>N</m:t>
+        </m:r>
+        <m:limLow>
+          <m:e>
+            <m:limUpp>
+              <m:e>
+                <m:r>
+                  <m:rPr>
+                    <m:sty m:val="p"/>
+                  </m:rPr>
+                  <m:t>→</m:t>
+                </m:r>
+              </m:e>
+              <m:lim>
+                <m:sSub>
+                  <m:e>
+                    <m:r>
+                      <m:rPr>
+                        <m:sty m:val="p"/>
+                      </m:rPr>
+                      <m:t>K</m:t>
+                    </m:r>
+                    <m:r>
+                      <m:rPr>
+                        <m:sty m:val="p"/>
+                      </m:rPr>
+                      <m:t>M</m:t>
+                    </m:r>
+                    <m:r>
+                      <m:rPr>
+                        <m:sty m:val="p"/>
+                      </m:rPr>
+                      <m:t>n</m:t>
+                    </m:r>
+                    <m:r>
+                      <m:rPr>
+                        <m:sty m:val="p"/>
+                      </m:rPr>
+                      <m:t>O</m:t>
+                    </m:r>
+                  </m:e>
+                  <m:sub>
+                    <m:r>
+                      <m:t>4</m:t>
+                    </m:r>
+                  </m:sub>
+                </m:sSub>
+                <m:r>
+                  <m:rPr>
+                    <m:sty m:val="p"/>
+                  </m:rPr>
+                  <m:t>/</m:t>
+                </m:r>
+                <m:sSup>
+                  <m:e>
+                    <m:r>
+                      <m:rPr>
+                        <m:sty m:val="p"/>
+                      </m:rPr>
+                      <m:t>H</m:t>
+                    </m:r>
+                  </m:e>
+                  <m:sup>
+                    <m:r>
+                      <m:rPr>
+                        <m:sty m:val="p"/>
+                      </m:rPr>
+                      <m:t>+</m:t>
+                    </m:r>
+                  </m:sup>
+                </m:sSup>
+              </m:lim>
+            </m:limUpp>
+          </m:e>
+          <m:lim>
+            <m:r>
+              <m:rPr>
+                <m:sty m:val="p"/>
+              </m:rPr>
+              <m:t>△</m:t>
+            </m:r>
+          </m:lim>
+        </m:limLow>
+        <m:r>
+          <m:rPr>
+            <m:sty m:val="p"/>
+          </m:rPr>
+          <m:t>(</m:t>
+        </m:r>
+        <m:r>
+          <m:t> </m:t>
+        </m:r>
+        <m:r>
+          <m:rPr>
+            <m:sty m:val="p"/>
+          </m:rPr>
+          <m:t>)</m:t>
+        </m:r>
+        <m:limUpp>
+          <m:e>
+            <m:r>
+              <m:rPr>
+                <m:sty m:val="p"/>
+              </m:rPr>
+              <m:t>→</m:t>
+            </m:r>
+          </m:e>
+          <m:lim>
+            <m:r>
+              <m:rPr>
+                <m:sty m:val="p"/>
+              </m:rPr>
+              <m:t>△</m:t>
+            </m:r>
+          </m:lim>
+        </m:limUpp>
+        <m:r>
+          <m:rPr>
+            <m:sty m:val="p"/>
+          </m:rPr>
+          <m:t>(</m:t>
+        </m:r>
+        <m:r>
+          <m:t> </m:t>
+        </m:r>
+        <m:r>
+          <m:rPr>
+            <m:sty m:val="p"/>
+          </m:rPr>
+          <m:t>)</m:t>
+        </m:r>
+      </m:oMath>
+      <w:r>
+        <w:rPr>
+          <w:rFonts w:ascii="Times New Roman" w:hAnsi="Times New Roman" w:eastAsia="Times New Roman" w:cs="Times New Roman"/>
+        </w:rPr>
+        <w:t xml:space="preserve">​</w:t>
+      </w:r>
+    </w:p>
+    <w:p>
+      <w:pPr>
+        <w:numPr>
+          <w:ilvl w:val="0"/>
+          <w:numId w:val="1001"/>
+        </w:numPr>
+      </w:pPr>
+      <m:oMath>
+        <m:oMathPr>
+          <m:ctrlPr>
+            <w:rPr>
+              <w:sz w:val="28"/>
+              <w:szCs w:val="28"/>
+            </w:rPr>
+          </m:ctrlPr>
+        </m:oMathPr>
+        <m:sSub>
+          <m:e>
+            <m:r>
+              <m:t>C</m:t>
+            </m:r>
+          </m:e>
+          <m:sub>
+            <m:r>
+              <m:t>6</m:t>
+            </m:r>
+          </m:sub>
+        </m:sSub>
+        <m:sSub>
+          <m:e>
+            <m:r>
+              <m:t>H</m:t>
+            </m:r>
+          </m:e>
+          <m:sub>
+            <m:r>
+              <m:t>5</m:t>
+            </m:r>
+          </m:sub>
+        </m:sSub>
+        <m:r>
+          <m:t>C</m:t>
+        </m:r>
+        <m:r>
+          <m:t>l</m:t>
+        </m:r>
+        <m:r>
+          <m:rPr>
+            <m:sty m:val="p"/>
+          </m:rPr>
+          <m:t>−</m:t>
+        </m:r>
+        <m:r>
+          <m:t>C</m:t>
+        </m:r>
+        <m:sSub>
+          <m:e>
+            <m:r>
+              <m:t>H</m:t>
+            </m:r>
+          </m:e>
+          <m:sub>
+            <m:r>
+              <m:t>2</m:t>
+            </m:r>
+          </m:sub>
+        </m:sSub>
+        <m:r>
+          <m:t>C</m:t>
+        </m:r>
+        <m:sSub>
+          <m:e>
+            <m:r>
+              <m:t>H</m:t>
+            </m:r>
+          </m:e>
+          <m:sub>
+            <m:r>
+              <m:t>2</m:t>
+            </m:r>
+          </m:sub>
+        </m:sSub>
+        <m:r>
+          <m:t>N</m:t>
+        </m:r>
+        <m:r>
+          <m:t>H</m:t>
+        </m:r>
+        <m:r>
+          <m:t>C</m:t>
+        </m:r>
+        <m:sSub>
+          <m:e>
+            <m:r>
+              <m:t>H</m:t>
+            </m:r>
+          </m:e>
+          <m:sub>
+            <m:r>
+              <m:t>3</m:t>
+            </m:r>
+          </m:sub>
+        </m:sSub>
+        <m:limUpp>
+          <m:e>
+            <m:r>
+              <m:rPr>
+                <m:sty m:val="p"/>
+              </m:rPr>
+              <m:t>→</m:t>
+            </m:r>
+          </m:e>
+          <m:lim>
+            <m:r>
+              <m:rPr>
+                <m:nor/>
+                <m:sty m:val="p"/>
+              </m:rPr>
+              <m:t>C6H5Li</m:t>
+            </m:r>
+          </m:lim>
+        </m:limUpp>
+        <m:r>
+          <m:rPr>
+            <m:sty m:val="p"/>
+          </m:rPr>
+          <m:t>[</m:t>
+        </m:r>
+        <m:r>
+          <m:t>乙</m:t>
+        </m:r>
+        <m:r>
+          <m:t>醚</m:t>
+        </m:r>
+        <m:r>
+          <m:rPr>
+            <m:sty m:val="p"/>
+          </m:rPr>
+          <m:t>]</m:t>
+        </m:r>
+      </m:oMath>
+      <w:r>
+        <w:rPr>
+          <w:rFonts w:ascii="Times New Roman" w:hAnsi="Times New Roman" w:eastAsia="Times New Roman" w:cs="Times New Roman"/>
+        </w:rPr>
+        <w:t xml:space="preserve">​</w:t>
+      </w:r>
+    </w:p>
+    <w:p>
+      <w:pPr>
+        <w:numPr>
+          <w:ilvl w:val="0"/>
+          <w:numId w:val="1001"/>
+        </w:numPr>
+      </w:pPr>
+      <m:oMath>
+        <m:oMathPr>
+          <m:ctrlPr>
+            <w:rPr>
+              <w:sz w:val="28"/>
+              <w:szCs w:val="28"/>
+            </w:rPr>
+          </m:ctrlPr>
+        </m:oMathPr>
+        <m:r>
+          <m:rPr>
+            <m:sty m:val="p"/>
+          </m:rPr>
+          <m:t>N</m:t>
+        </m:r>
+        <m:limUpp>
+          <m:e>
+            <m:r>
+              <m:rPr>
+                <m:sty m:val="p"/>
+              </m:rPr>
+              <m:t>→</m:t>
+            </m:r>
+          </m:e>
+          <m:lim>
+            <m:sSub>
+              <m:e>
+                <m:r>
+                  <m:rPr>
+                    <m:sty m:val="p"/>
+                  </m:rPr>
+                  <m:t>H</m:t>
+                </m:r>
+              </m:e>
+              <m:sub>
+                <m:r>
+                  <m:t>2</m:t>
+                </m:r>
+              </m:sub>
+            </m:sSub>
+            <m:sSub>
+              <m:e>
+                <m:r>
+                  <m:rPr>
+                    <m:sty m:val="p"/>
+                  </m:rPr>
+                  <m:t>O</m:t>
+                </m:r>
+              </m:e>
+              <m:sub>
+                <m:r>
+                  <m:t>2</m:t>
+                </m:r>
+              </m:sub>
+            </m:sSub>
+          </m:lim>
+        </m:limUpp>
+        <m:r>
+          <m:rPr>
+            <m:sty m:val="p"/>
+          </m:rPr>
+          <m:t>(</m:t>
+        </m:r>
+        <m:r>
+          <m:t> </m:t>
+        </m:r>
+        <m:r>
+          <m:rPr>
+            <m:sty m:val="p"/>
+          </m:rPr>
+          <m:t>)</m:t>
+        </m:r>
+        <m:f>
+          <m:fPr>
+            <m:type m:val="bar"/>
+          </m:fPr>
+          <m:num>
+            <m:sSub>
+              <m:e>
+                <m:r>
+                  <m:rPr>
+                    <m:sty m:val="p"/>
+                  </m:rPr>
+                  <m:t>H</m:t>
+                </m:r>
+                <m:r>
+                  <m:rPr>
+                    <m:sty m:val="p"/>
+                  </m:rPr>
+                  <m:t>N</m:t>
+                </m:r>
+                <m:r>
+                  <m:rPr>
+                    <m:sty m:val="p"/>
+                  </m:rPr>
+                  <m:t>O</m:t>
+                </m:r>
+              </m:e>
+              <m:sub>
+                <m:r>
+                  <m:t>3</m:t>
+                </m:r>
+              </m:sub>
+            </m:sSub>
+          </m:num>
+          <m:den>
+            <m:sSub>
+              <m:e>
+                <m:r>
+                  <m:rPr>
+                    <m:sty m:val="p"/>
+                  </m:rPr>
+                  <m:t>H</m:t>
+                </m:r>
+              </m:e>
+              <m:sub>
+                <m:r>
+                  <m:t>2</m:t>
+                </m:r>
+              </m:sub>
+            </m:sSub>
+            <m:sSub>
+              <m:e>
+                <m:r>
+                  <m:rPr>
+                    <m:sty m:val="p"/>
+                  </m:rPr>
+                  <m:t>S</m:t>
+                </m:r>
+                <m:r>
+                  <m:rPr>
+                    <m:sty m:val="p"/>
+                  </m:rPr>
+                  <m:t>O</m:t>
+                </m:r>
+              </m:e>
+              <m:sub>
+                <m:r>
+                  <m:t>4</m:t>
+                </m:r>
+              </m:sub>
+            </m:sSub>
+          </m:den>
+        </m:f>
+        <m:r>
+          <m:rPr>
+            <m:sty m:val="p"/>
+          </m:rPr>
+          <m:t>(</m:t>
+        </m:r>
+        <m:r>
+          <m:t> </m:t>
+        </m:r>
+        <m:r>
+          <m:rPr>
+            <m:sty m:val="p"/>
+          </m:rPr>
+          <m:t>)</m:t>
+        </m:r>
+        <m:limUpp>
+          <m:e>
+            <m:r>
+              <m:rPr>
+                <m:sty m:val="p"/>
+              </m:rPr>
+              <m:t>→</m:t>
+            </m:r>
+          </m:e>
+          <m:lim>
+            <m:sSub>
+              <m:e>
+                <m:r>
+                  <m:rPr>
+                    <m:sty m:val="p"/>
+                  </m:rPr>
+                  <m:t>P</m:t>
+                </m:r>
+                <m:r>
+                  <m:rPr>
+                    <m:sty m:val="p"/>
+                  </m:rPr>
+                  <m:t>C</m:t>
+                </m:r>
+                <m:r>
+                  <m:rPr>
+                    <m:sty m:val="p"/>
+                  </m:rPr>
+                  <m:t>l</m:t>
+                </m:r>
+              </m:e>
+              <m:sub>
+                <m:r>
+                  <m:t>3</m:t>
+                </m:r>
+              </m:sub>
+            </m:sSub>
+          </m:lim>
+        </m:limUpp>
+        <m:r>
+          <m:rPr>
+            <m:sty m:val="p"/>
+          </m:rPr>
+          <m:t>(</m:t>
+        </m:r>
+        <m:r>
+          <m:t> </m:t>
+        </m:r>
+        <m:r>
+          <m:rPr>
+            <m:sty m:val="p"/>
+          </m:rPr>
+          <m:t>)</m:t>
+        </m:r>
+      </m:oMath>
+      <w:r>
+        <w:rPr>
+          <w:rFonts w:ascii="Times New Roman" w:hAnsi="Times New Roman" w:eastAsia="Times New Roman" w:cs="Times New Roman"/>
+        </w:rPr>
+        <w:t xml:space="preserve">​</w:t>
+      </w:r>
+    </w:p>
+    <w:p>
+      <w:pPr>
+        <w:numPr>
+          <w:ilvl w:val="0"/>
+          <w:numId w:val="1001"/>
+        </w:numPr>
+      </w:pPr>
+      <m:oMath>
+        <m:oMathPr>
+          <m:ctrlPr>
+            <w:rPr>
+              <w:sz w:val="28"/>
+              <w:szCs w:val="28"/>
+            </w:rPr>
+          </m:ctrlPr>
+        </m:oMathPr>
+        <m:r>
+          <m:t>C</m:t>
+        </m:r>
+        <m:sSub>
+          <m:e>
+            <m:r>
+              <m:t>H</m:t>
+            </m:r>
+          </m:e>
+          <m:sub>
+            <m:r>
+              <m:t>3</m:t>
+            </m:r>
+          </m:sub>
+        </m:sSub>
+        <m:r>
+          <m:rPr>
+            <m:sty m:val="p"/>
+          </m:rPr>
+          <m:t>−</m:t>
+        </m:r>
+        <m:sSub>
+          <m:e>
+            <m:r>
+              <m:t>C</m:t>
+            </m:r>
+          </m:e>
+          <m:sub>
+            <m:r>
+              <m:t>6</m:t>
+            </m:r>
+          </m:sub>
+        </m:sSub>
+        <m:sSub>
+          <m:e>
+            <m:r>
+              <m:t>H</m:t>
+            </m:r>
+          </m:e>
+          <m:sub>
+            <m:r>
+              <m:t>2</m:t>
+            </m:r>
+          </m:sub>
+        </m:sSub>
+        <m:r>
+          <m:rPr>
+            <m:sty m:val="p"/>
+          </m:rPr>
+          <m:t>−</m:t>
+        </m:r>
+        <m:r>
+          <m:t>C</m:t>
+        </m:r>
+        <m:sSub>
+          <m:e>
+            <m:r>
+              <m:t>H</m:t>
+            </m:r>
+          </m:e>
+          <m:sub>
+            <m:r>
+              <m:t>3</m:t>
+            </m:r>
+          </m:sub>
+        </m:sSub>
+        <m:r>
+          <m:rPr>
+            <m:sty m:val="p"/>
+          </m:rPr>
+          <m:t>−</m:t>
+        </m:r>
+        <m:r>
+          <m:t>N</m:t>
+        </m:r>
+        <m:r>
+          <m:rPr>
+            <m:sty m:val="p"/>
+          </m:rPr>
+          <m:t>(</m:t>
+        </m:r>
+        <m:r>
+          <m:t>C</m:t>
+        </m:r>
+        <m:sSub>
+          <m:e>
+            <m:r>
+              <m:t>H</m:t>
+            </m:r>
+          </m:e>
+          <m:sub>
+            <m:r>
+              <m:t>3</m:t>
+            </m:r>
+          </m:sub>
+        </m:sSub>
+        <m:sSub>
+          <m:e>
+            <m:r>
+              <m:rPr>
+                <m:sty m:val="p"/>
+              </m:rPr>
+              <m:t>)</m:t>
+            </m:r>
+          </m:e>
+          <m:sub>
+            <m:r>
+              <m:t>2</m:t>
+            </m:r>
+          </m:sub>
+        </m:sSub>
+        <m:limLow>
+          <m:e>
+            <m:limUpp>
+              <m:e>
+                <m:r>
+                  <m:rPr>
+                    <m:sty m:val="p"/>
+                  </m:rPr>
+                  <m:t>→</m:t>
+                </m:r>
+              </m:e>
+              <m:lim>
+                <m:sSub>
+                  <m:e>
+                    <m:r>
+                      <m:rPr>
+                        <m:nor/>
+                        <m:sty m:val="p"/>
+                      </m:rPr>
+                      <m:t>PhCHO, ZnCl</m:t>
+                    </m:r>
+                  </m:e>
+                  <m:sub>
+                    <m:r>
+                      <m:t>2</m:t>
+                    </m:r>
+                  </m:sub>
+                </m:sSub>
+              </m:lim>
+            </m:limUpp>
+          </m:e>
+          <m:lim>
+            <m:r>
+              <m:rPr>
+                <m:nor/>
+                <m:sty m:val="p"/>
+              </m:rPr>
+              <m:t>100°C</m:t>
+            </m:r>
+          </m:lim>
+        </m:limLow>
+      </m:oMath>
+      <w:r>
+        <w:rPr>
+          <w:rFonts w:ascii="Times New Roman" w:hAnsi="Times New Roman" w:eastAsia="Times New Roman" w:cs="Times New Roman"/>
+        </w:rPr>
+        <w:t xml:space="preserve">​</w:t>
+      </w:r>
+    </w:p>
+    <w:p>
+      <w:pPr>
+        <w:numPr>
+          <w:ilvl w:val="0"/>
+          <w:numId w:val="1001"/>
+        </w:numPr>
+      </w:pPr>
+      <m:oMath>
+        <m:oMathPr>
+          <m:ctrlPr>
+            <w:rPr>
+              <w:sz w:val="28"/>
+              <w:szCs w:val="28"/>
+            </w:rPr>
+          </m:ctrlPr>
+        </m:oMathPr>
+        <m:sSub>
+          <m:e>
+            <m:r>
+              <m:t>C</m:t>
+            </m:r>
+          </m:e>
+          <m:sub>
+            <m:r>
+              <m:t>6</m:t>
+            </m:r>
+          </m:sub>
+        </m:sSub>
+        <m:sSub>
+          <m:e>
+            <m:r>
+              <m:t>H</m:t>
+            </m:r>
+          </m:e>
+          <m:sub>
+            <m:r>
+              <m:t>5</m:t>
+            </m:r>
+          </m:sub>
+        </m:sSub>
+        <m:r>
+          <m:t>N</m:t>
+        </m:r>
+        <m:r>
+          <m:rPr>
+            <m:sty m:val="p"/>
+          </m:rPr>
+          <m:t>(</m:t>
+        </m:r>
+        <m:r>
+          <m:t>H</m:t>
+        </m:r>
+        <m:r>
+          <m:rPr>
+            <m:sty m:val="p"/>
+          </m:rPr>
+          <m:t>)</m:t>
+        </m:r>
+        <m:r>
+          <m:rPr>
+            <m:sty m:val="p"/>
+          </m:rPr>
+          <m:t>−</m:t>
+        </m:r>
+        <m:r>
+          <m:t>C</m:t>
+        </m:r>
+        <m:sSub>
+          <m:e>
+            <m:r>
+              <m:t>H</m:t>
+            </m:r>
+          </m:e>
+          <m:sub>
+            <m:r>
+              <m:t>2</m:t>
+            </m:r>
+          </m:sub>
+        </m:sSub>
+        <m:limUpp>
+          <m:e>
+            <m:r>
+              <m:rPr>
+                <m:sty m:val="p"/>
+              </m:rPr>
+              <m:t>→</m:t>
+            </m:r>
+          </m:e>
+          <m:lim>
+            <m:r>
+              <m:rPr>
+                <m:nor/>
+                <m:sty m:val="p"/>
+              </m:rPr>
+              <m:t>CHCl3</m:t>
+            </m:r>
+          </m:lim>
+        </m:limUpp>
+        <m:r>
+          <m:rPr>
+            <m:sty m:val="p"/>
+          </m:rPr>
+          <m:t>[</m:t>
+        </m:r>
+        <m:r>
+          <m:t>K</m:t>
+        </m:r>
+        <m:r>
+          <m:t>O</m:t>
+        </m:r>
+        <m:r>
+          <m:t>H</m:t>
+        </m:r>
+        <m:r>
+          <m:rPr>
+            <m:sty m:val="p"/>
+          </m:rPr>
+          <m:t>]</m:t>
+        </m:r>
+      </m:oMath>
+      <w:r>
+        <w:rPr>
+          <w:rFonts w:ascii="Times New Roman" w:hAnsi="Times New Roman" w:eastAsia="Times New Roman" w:cs="Times New Roman"/>
+        </w:rPr>
+        <w:t xml:space="preserve">​</w:t>
+      </w:r>
+    </w:p>
+    <w:p>
+      <w:pPr>
+        <w:numPr>
+          <w:ilvl w:val="0"/>
+          <w:numId w:val="1001"/>
+        </w:numPr>
+      </w:pPr>
+      <w:r>
+        <w:rPr>
+          <w:rFonts w:ascii="Times New Roman" w:hAnsi="Times New Roman" w:eastAsia="Times New Roman" w:cs="Times New Roman"/>
+        </w:rPr>
+        <w:t xml:space="preserve">$Cl-C_{6}H_{4}-Cl \xrightarrow{\text{\text{EtONa} }}[\text{EtOH}] Cl$</w:t>
+      </w:r>
+      <w:r>
+        <w:rPr>
+          <w:rFonts w:ascii="Times New Roman" w:hAnsi="Times New Roman" w:eastAsia="Times New Roman" w:cs="Times New Roman"/>
+        </w:rPr>
+        <w:t xml:space="preserve">​</w:t>
+      </w:r>
+    </w:p>
+    <w:p>
+      <w:pPr>
+        <w:numPr>
+          <w:ilvl w:val="0"/>
+          <w:numId w:val="1001"/>
+        </w:numPr>
+      </w:pPr>
+      <m:oMath>
+        <m:oMathPr>
+          <m:ctrlPr>
+            <w:rPr>
+              <w:sz w:val="28"/>
+              <w:szCs w:val="28"/>
+            </w:rPr>
+          </m:ctrlPr>
+        </m:oMathPr>
+        <m:r>
+          <m:rPr>
+            <m:sty m:val="p"/>
+          </m:rPr>
+          <m:t>C</m:t>
+        </m:r>
+        <m:r>
+          <m:rPr>
+            <m:sty m:val="p"/>
+          </m:rPr>
+          <m:t>H</m:t>
+        </m:r>
+        <m:r>
+          <m:rPr>
+            <m:sty m:val="p"/>
+          </m:rPr>
+          <m:t>O</m:t>
+        </m:r>
+        <m:limLow>
+          <m:e>
+            <m:limUpp>
+              <m:e>
+                <m:r>
+                  <m:rPr>
+                    <m:sty m:val="p"/>
+                  </m:rPr>
+                  <m:t>→</m:t>
+                </m:r>
+              </m:e>
+              <m:lim>
+                <m:r>
+                  <m:rPr>
+                    <m:sty m:val="p"/>
+                  </m:rPr>
+                  <m:t>(</m:t>
+                </m:r>
+                <m:r>
+                  <m:rPr>
+                    <m:sty m:val="p"/>
+                  </m:rPr>
+                  <m:t>C</m:t>
+                </m:r>
+                <m:sSub>
+                  <m:e>
+                    <m:r>
+                      <m:rPr>
+                        <m:sty m:val="p"/>
+                      </m:rPr>
+                      <m:t>H</m:t>
+                    </m:r>
+                  </m:e>
+                  <m:sub>
+                    <m:r>
+                      <m:rPr>
+                        <m:sty m:val="p"/>
+                      </m:rPr>
+                      <m:t>3</m:t>
+                    </m:r>
+                  </m:sub>
+                </m:sSub>
+                <m:r>
+                  <m:rPr>
+                    <m:sty m:val="p"/>
+                  </m:rPr>
+                  <m:t>C</m:t>
+                </m:r>
+                <m:sSub>
+                  <m:e>
+                    <m:r>
+                      <m:rPr>
+                        <m:sty m:val="p"/>
+                      </m:rPr>
+                      <m:t>H</m:t>
+                    </m:r>
+                  </m:e>
+                  <m:sub>
+                    <m:r>
+                      <m:rPr>
+                        <m:sty m:val="p"/>
+                      </m:rPr>
+                      <m:t>2</m:t>
+                    </m:r>
+                  </m:sub>
+                </m:sSub>
+                <m:r>
+                  <m:rPr>
+                    <m:sty m:val="p"/>
+                  </m:rPr>
+                  <m:t>C</m:t>
+                </m:r>
+                <m:r>
+                  <m:rPr>
+                    <m:sty m:val="p"/>
+                  </m:rPr>
+                  <m:t>O</m:t>
+                </m:r>
+                <m:sSub>
+                  <m:e>
+                    <m:r>
+                      <m:rPr>
+                        <m:sty m:val="p"/>
+                      </m:rPr>
+                      <m:t>)</m:t>
+                    </m:r>
+                  </m:e>
+                  <m:sub>
+                    <m:r>
+                      <m:rPr>
+                        <m:sty m:val="p"/>
+                      </m:rPr>
+                      <m:t>2</m:t>
+                    </m:r>
+                  </m:sub>
+                </m:sSub>
+                <m:r>
+                  <m:rPr>
+                    <m:sty m:val="p"/>
+                  </m:rPr>
+                  <m:t>O</m:t>
+                </m:r>
+              </m:lim>
+            </m:limUpp>
+          </m:e>
+          <m:lim>
+            <m:r>
+              <m:rPr>
+                <m:sty m:val="p"/>
+              </m:rPr>
+              <m:t>C</m:t>
+            </m:r>
+            <m:sSub>
+              <m:e>
+                <m:r>
+                  <m:rPr>
+                    <m:sty m:val="p"/>
+                  </m:rPr>
+                  <m:t>H</m:t>
+                </m:r>
+              </m:e>
+              <m:sub>
+                <m:r>
+                  <m:rPr>
+                    <m:sty m:val="p"/>
+                  </m:rPr>
+                  <m:t>3</m:t>
+                </m:r>
+              </m:sub>
+            </m:sSub>
+            <m:r>
+              <m:rPr>
+                <m:sty m:val="p"/>
+              </m:rPr>
+              <m:t>C</m:t>
+            </m:r>
+            <m:sSub>
+              <m:e>
+                <m:r>
+                  <m:rPr>
+                    <m:sty m:val="p"/>
+                  </m:rPr>
+                  <m:t>H</m:t>
+                </m:r>
+              </m:e>
+              <m:sub>
+                <m:r>
+                  <m:rPr>
+                    <m:sty m:val="p"/>
+                  </m:rPr>
+                  <m:t>2</m:t>
+                </m:r>
+              </m:sub>
+            </m:sSub>
+            <m:r>
+              <m:rPr>
+                <m:sty m:val="p"/>
+              </m:rPr>
+              <m:t>C</m:t>
+            </m:r>
+            <m:r>
+              <m:rPr>
+                <m:sty m:val="p"/>
+              </m:rPr>
+              <m:t>O</m:t>
+            </m:r>
+            <m:r>
+              <m:rPr>
+                <m:sty m:val="p"/>
+              </m:rPr>
+              <m:t>O</m:t>
+            </m:r>
+            <m:r>
+              <m:rPr>
+                <m:sty m:val="p"/>
+              </m:rPr>
+              <m:t>N</m:t>
+            </m:r>
+            <m:r>
+              <m:rPr>
+                <m:sty m:val="p"/>
+              </m:rPr>
+              <m:t>a</m:t>
+            </m:r>
+            <m:r>
+              <m:rPr>
+                <m:sty m:val="p"/>
+              </m:rPr>
+              <m:t>,</m:t>
+            </m:r>
+            <m:r>
+              <m:rPr>
+                <m:sty m:val="p"/>
+              </m:rPr>
+              <m:t>△</m:t>
+            </m:r>
+          </m:lim>
+        </m:limLow>
+      </m:oMath>
+      <w:r>
+        <w:rPr>
+          <w:rFonts w:ascii="Times New Roman" w:hAnsi="Times New Roman" w:eastAsia="Times New Roman" w:cs="Times New Roman"/>
+        </w:rPr>
+        <w:t xml:space="preserve">​</w:t>
+      </w:r>
+    </w:p>
+    <w:p>
+      <w:pPr>
+        <w:numPr>
+          <w:ilvl w:val="0"/>
+          <w:numId w:val="1001"/>
+        </w:numPr>
+      </w:pPr>
+      <m:oMath>
+        <m:oMathPr>
+          <m:ctrlPr>
+            <w:rPr>
+              <w:sz w:val="28"/>
+              <w:szCs w:val="28"/>
+            </w:rPr>
+          </m:ctrlPr>
+        </m:oMathPr>
+        <m:sSub>
+          <m:e>
+            <m:r>
+              <m:rPr>
+                <m:sty m:val="p"/>
+              </m:rPr>
+              <m:t>C</m:t>
+            </m:r>
+          </m:e>
+          <m:sub>
+            <m:r>
+              <m:t>10</m:t>
+            </m:r>
+          </m:sub>
+        </m:sSub>
+        <m:sSub>
+          <m:e>
+            <m:r>
+              <m:rPr>
+                <m:sty m:val="p"/>
+              </m:rPr>
+              <m:t>H</m:t>
+            </m:r>
+          </m:e>
+          <m:sub>
+            <m:r>
+              <m:t>12</m:t>
+            </m:r>
+          </m:sub>
+        </m:sSub>
+        <m:r>
+          <m:rPr>
+            <m:sty m:val="p"/>
+          </m:rPr>
+          <m:t>N</m:t>
+        </m:r>
+        <m:r>
+          <m:rPr>
+            <m:sty m:val="p"/>
+          </m:rPr>
+          <m:t>−</m:t>
+        </m:r>
+        <m:sSub>
+          <m:e>
+            <m:r>
+              <m:rPr>
+                <m:sty m:val="p"/>
+              </m:rPr>
+              <m:t>C</m:t>
+            </m:r>
+            <m:r>
+              <m:rPr>
+                <m:sty m:val="p"/>
+              </m:rPr>
+              <m:t>H</m:t>
+            </m:r>
+          </m:e>
+          <m:sub>
+            <m:r>
+              <m:t>3</m:t>
+            </m:r>
+          </m:sub>
+        </m:sSub>
+        <m:r>
+          <m:rPr>
+            <m:sty m:val="p"/>
+          </m:rPr>
+          <m:t>+</m:t>
+        </m:r>
+        <m:r>
+          <m:rPr>
+            <m:sty m:val="p"/>
+          </m:rPr>
+          <m:t>O</m:t>
+        </m:r>
+        <m:r>
+          <m:rPr>
+            <m:sty m:val="p"/>
+          </m:rPr>
+          <m:t>−</m:t>
+        </m:r>
+        <m:r>
+          <m:rPr>
+            <m:sty m:val="p"/>
+          </m:rPr>
+          <m:t>C</m:t>
+        </m:r>
+        <m:r>
+          <m:rPr>
+            <m:sty m:val="p"/>
+          </m:rPr>
+          <m:t>H</m:t>
+        </m:r>
+        <m:r>
+          <m:rPr>
+            <m:sty m:val="p"/>
+          </m:rPr>
+          <m:t>O</m:t>
+        </m:r>
+        <m:limLow>
+          <m:e>
+            <m:limUpp>
+              <m:e>
+                <m:r>
+                  <m:rPr>
+                    <m:sty m:val="p"/>
+                  </m:rPr>
+                  <m:t>→</m:t>
+                </m:r>
+              </m:e>
+              <m:lim>
+                <m:sSub>
+                  <m:e>
+                    <m:r>
+                      <m:rPr>
+                        <m:sty m:val="p"/>
+                      </m:rPr>
+                      <m:t>N</m:t>
+                    </m:r>
+                    <m:r>
+                      <m:rPr>
+                        <m:sty m:val="p"/>
+                      </m:rPr>
+                      <m:t>a</m:t>
+                    </m:r>
+                    <m:r>
+                      <m:rPr>
+                        <m:sty m:val="p"/>
+                      </m:rPr>
+                      <m:t>N</m:t>
+                    </m:r>
+                    <m:r>
+                      <m:rPr>
+                        <m:sty m:val="p"/>
+                      </m:rPr>
+                      <m:t>H</m:t>
+                    </m:r>
+                  </m:e>
+                  <m:sub>
+                    <m:r>
+                      <m:t>2</m:t>
+                    </m:r>
+                  </m:sub>
+                </m:sSub>
+              </m:lim>
+            </m:limUpp>
+          </m:e>
+          <m:lim>
+            <m:r>
+              <m:rPr>
+                <m:sty m:val="p"/>
+              </m:rPr>
+              <m:t>Δ</m:t>
+            </m:r>
+          </m:lim>
+        </m:limLow>
+      </m:oMath>
+      <w:r>
+        <w:rPr>
+          <w:rFonts w:ascii="Times New Roman" w:hAnsi="Times New Roman" w:eastAsia="Times New Roman" w:cs="Times New Roman"/>
+        </w:rPr>
+        <w:t xml:space="preserve">​</w:t>
+      </w:r>
+    </w:p>
+    <w:p>
+      <w:pPr>
+        <w:pStyle w:val="FirstParagraph"/>
+        <w:spacing w:before="160" w:after="80"/>
+        <w:jc w:val="center"/>
+      </w:pPr>
+      <w:r>
+        <w:rPr>
+          <w:rFonts w:ascii="Times New Roman" w:hAnsi="Times New Roman" w:eastAsia="Times New Roman" w:cs="Times New Roman"/>
+        </w:rPr>
+        <w:drawing>
+          <wp:inline>
+            <wp:extent cx="3600000" cy="1105393"/>
+            <wp:effectExtent b="0" l="0" r="0" t="0"/>
+            <wp:docPr descr="" title="" id="27" name="Picture"/>
+            <a:graphic>
+              <a:graphicData uri="http://schemas.openxmlformats.org/drawingml/2006/picture">
+                <pic:pic>
+                  <pic:nvPicPr>
+                    <pic:cNvPr descr="e87bc12633f8ea371da25301f4705aff474b89be23a9b906aa336311cce5f470.jpg" id="28" name="Picture"/>
+                    <pic:cNvPicPr>
+                      <a:picLocks noChangeArrowheads="1" noChangeAspect="1"/>
+                    </pic:cNvPicPr>
+                  </pic:nvPicPr>
+                  <pic:blipFill>
+                    <a:blip r:embed="rId26"/>
+                    <a:stretch>
+                      <a:fillRect/>
+                    </a:stretch>
+                  </pic:blipFill>
+                  <pic:spPr bwMode="auto">
+                    <a:xfrm>
+                      <a:off x="0" y="0"/>
+                      <a:ext cx="3600000" cy="1105393"/>
+                    </a:xfrm>
+                    <a:prstGeom prst="rect">
+                      <a:avLst/>
+                    </a:prstGeom>
+                    <a:noFill/>
+                    <a:ln w="9525">
+                      <a:noFill/>
+                      <a:headEnd/>
+                      <a:tailEnd/>
+                    </a:ln>
+                  </pic:spPr>
+                </pic:pic>
+              </a:graphicData>
+            </a:graphic>
+          </wp:inline>
+        </w:drawing>
+      </w:r>
+    </w:p>
+    <w:bookmarkEnd w:id="29"/>
+    <w:bookmarkStart w:id="30" w:name="氧化吡啶与溴乙烷反应"/>
+    <w:p>
+      <w:pPr>
+        <w:pStyle w:val="Heading3"/>
+        <w:spacing w:before="280" w:after="120"/>
+      </w:pPr>
+      <w:r>
+        <w:rPr>
+          <w:rFonts w:ascii="Times New Roman" w:hAnsi="Times New Roman" w:eastAsia="Times New Roman" w:cs="Times New Roman"/>
+        </w:rPr>
+        <w:t xml:space="preserve">4. </w:t>
+      </w:r>
+      <w:r>
+        <w:rPr>
+          <w:rFonts w:hint="eastAsia" w:ascii="Times New Roman" w:hAnsi="Times New Roman" w:eastAsia="SimHei" w:cs="Times New Roman"/>
+        </w:rPr>
+        <w:t xml:space="preserve">氧化吡啶与溴乙烷反应</w:t>
+      </w:r>
+    </w:p>
+    <w:p>
+      <w:pPr>
+        <w:pStyle w:val="FirstParagraph"/>
+      </w:pPr>
+      <w:r>
+        <w:rPr>
+          <w:rFonts w:hint="eastAsia" w:ascii="Times New Roman" w:hAnsi="Times New Roman" w:eastAsia="FangSong" w:cs="Times New Roman"/>
+        </w:rPr>
+        <w:t xml:space="preserve">氧化吡啶和溴乙烷起反应得到</w:t>
+      </w:r>
+      <w:r>
+        <w:rPr>
+          <w:rFonts w:ascii="Times New Roman" w:hAnsi="Times New Roman" w:eastAsia="Times New Roman" w:cs="Times New Roman"/>
+        </w:rPr>
+        <w:t xml:space="preserve"> </w:t>
+      </w:r>
+      <w:r>
+        <w:rPr>
+          <w:rFonts w:hint="eastAsia" w:ascii="Times New Roman" w:hAnsi="Times New Roman" w:eastAsia="Times New Roman" w:cs="Times New Roman"/>
+        </w:rPr>
+        <w:t xml:space="preserve">A，A</w:t>
+      </w:r>
+      <w:r>
+        <w:rPr>
+          <w:rFonts w:ascii="Times New Roman" w:hAnsi="Times New Roman" w:eastAsia="Times New Roman" w:cs="Times New Roman"/>
+        </w:rPr>
+        <w:t xml:space="preserve"> </w:t>
+      </w:r>
+      <w:r>
+        <w:rPr>
+          <w:rFonts w:hint="eastAsia" w:ascii="Times New Roman" w:hAnsi="Times New Roman" w:eastAsia="FangSong" w:cs="Times New Roman"/>
+        </w:rPr>
+        <w:t xml:space="preserve">和等摩尔氢氧化钠反应得到有机化合物</w:t>
+      </w:r>
+      <w:r>
+        <w:rPr>
+          <w:rFonts w:ascii="Times New Roman" w:hAnsi="Times New Roman" w:eastAsia="Times New Roman" w:cs="Times New Roman"/>
+        </w:rPr>
+        <w:t xml:space="preserve"> </w:t>
+      </w:r>
+      <w:r>
+        <w:rPr>
+          <w:rFonts w:hint="eastAsia" w:ascii="Times New Roman" w:hAnsi="Times New Roman" w:eastAsia="Times New Roman" w:cs="Times New Roman"/>
+        </w:rPr>
+        <w:t>B、C（</w:t>
+      </w:r>
+      <w:r>
+        <w:rPr>
+          <w:rFonts w:hint="eastAsia" w:ascii="Times New Roman" w:hAnsi="Times New Roman" w:eastAsia="FangSong" w:cs="Times New Roman"/>
+        </w:rPr>
+        <w:t>含有吡啶环</w:t>
+      </w:r>
+      <w:r>
+        <w:rPr>
+          <w:rFonts w:hint="eastAsia" w:ascii="Times New Roman" w:hAnsi="Times New Roman" w:eastAsia="Times New Roman" w:cs="Times New Roman"/>
+        </w:rPr>
+        <w:t>）</w:t>
+      </w:r>
+      <w:r>
+        <w:rPr>
+          <w:rFonts w:hint="eastAsia" w:ascii="Times New Roman" w:hAnsi="Times New Roman" w:eastAsia="FangSong" w:cs="Times New Roman"/>
+        </w:rPr>
+        <w:t>和</w:t>
+      </w:r>
+      <w:r>
+        <w:rPr>
+          <w:rFonts w:ascii="Times New Roman" w:hAnsi="Times New Roman" w:eastAsia="Times New Roman" w:cs="Times New Roman"/>
+        </w:rPr>
+        <w:t xml:space="preserve"> 2 </w:t>
+      </w:r>
+      <w:r>
+        <w:rPr>
+          <w:rFonts w:hint="eastAsia" w:ascii="Times New Roman" w:hAnsi="Times New Roman" w:eastAsia="FangSong" w:cs="Times New Roman"/>
+        </w:rPr>
+        <w:t xml:space="preserve">个无机化合物</w:t>
+      </w:r>
+      <w:r>
+        <w:rPr>
+          <w:rFonts w:ascii="Times New Roman" w:hAnsi="Times New Roman" w:eastAsia="Times New Roman" w:cs="Times New Roman"/>
+        </w:rPr>
+        <w:t xml:space="preserve"> </w:t>
+      </w:r>
+      <w:r>
+        <w:rPr>
+          <w:rFonts w:hint="eastAsia" w:ascii="Times New Roman" w:hAnsi="Times New Roman" w:eastAsia="Times New Roman" w:cs="Times New Roman"/>
+        </w:rPr>
+        <w:t>D、E。</w:t>
+      </w:r>
+      <w:r>
+        <w:rPr>
+          <w:rFonts w:hint="eastAsia" w:ascii="Times New Roman" w:hAnsi="Times New Roman" w:eastAsia="FangSong" w:cs="Times New Roman"/>
+        </w:rPr>
+        <w:t>试推测</w:t>
+      </w:r>
+      <w:r>
+        <w:rPr>
+          <w:rFonts w:ascii="Times New Roman" w:hAnsi="Times New Roman" w:eastAsia="Times New Roman" w:cs="Times New Roman"/>
+        </w:rPr>
+        <w:t xml:space="preserve"> A、B </w:t>
+      </w:r>
+      <w:r>
+        <w:rPr>
+          <w:rFonts w:hint="eastAsia" w:ascii="Times New Roman" w:hAnsi="Times New Roman" w:eastAsia="FangSong" w:cs="Times New Roman"/>
+        </w:rPr>
+        <w:t xml:space="preserve">和</w:t>
+      </w:r>
+      <w:r>
+        <w:rPr>
+          <w:rFonts w:ascii="Times New Roman" w:hAnsi="Times New Roman" w:eastAsia="Times New Roman" w:cs="Times New Roman"/>
+        </w:rPr>
+        <w:t xml:space="preserve"> C </w:t>
+      </w:r>
+      <w:r>
+        <w:rPr>
+          <w:rFonts w:hint="eastAsia" w:ascii="Times New Roman" w:hAnsi="Times New Roman" w:eastAsia="FangSong" w:cs="Times New Roman"/>
+        </w:rPr>
+        <w:t xml:space="preserve">的结构简式以及</w:t>
+      </w:r>
+      <w:r>
+        <w:rPr>
+          <w:rFonts w:ascii="Times New Roman" w:hAnsi="Times New Roman" w:eastAsia="Times New Roman" w:cs="Times New Roman"/>
+        </w:rPr>
+        <w:t xml:space="preserve"> D、E </w:t>
+      </w:r>
+      <w:r>
+        <w:rPr>
+          <w:rFonts w:hint="eastAsia" w:ascii="Times New Roman" w:hAnsi="Times New Roman" w:eastAsia="FangSong" w:cs="Times New Roman"/>
+        </w:rPr>
+        <w:t>的化学式</w:t>
+      </w:r>
+      <w:r>
+        <w:rPr>
+          <w:rFonts w:hint="eastAsia" w:ascii="Times New Roman" w:hAnsi="Times New Roman" w:eastAsia="Times New Roman" w:cs="Times New Roman"/>
+        </w:rPr>
+        <w:t>，</w:t>
+      </w:r>
+      <w:r>
+        <w:rPr>
+          <w:rFonts w:hint="eastAsia" w:ascii="Times New Roman" w:hAnsi="Times New Roman" w:eastAsia="FangSong" w:cs="Times New Roman"/>
+        </w:rPr>
+        <w:t>并指出这两步反应的反应类型</w:t>
+      </w:r>
+      <w:r>
+        <w:rPr>
+          <w:rFonts w:hint="eastAsia" w:ascii="Times New Roman" w:hAnsi="Times New Roman" w:eastAsia="Times New Roman" w:cs="Times New Roman"/>
+        </w:rPr>
+        <w:t>。</w:t>
+      </w:r>
+    </w:p>
+    <w:p>
+      <w:pPr>
+        <w:spacing w:before="160" w:after="80"/>
+      </w:pPr>
+      <w:r>
+        <w:pict>
+          <v:rect style="width:0;height:1.5pt" o:hralign="center" o:hrstd="t" o:hr="t"/>
+        </w:pict>
+      </w:r>
+    </w:p>
+    <w:bookmarkEnd w:id="30"/>
+    <w:bookmarkEnd w:id="31"/>
+    <w:bookmarkStart w:id="32" w:name="喹啉酸最低构型第26届初赛"/>
+    <w:p>
+      <w:pPr>
+        <w:pStyle w:val="Heading2"/>
+        <w:spacing w:before="280" w:after="120"/>
+      </w:pPr>
+      <w:r>
+        <w:rPr>
+          <w:rFonts w:ascii="Times New Roman" w:hAnsi="Times New Roman" w:eastAsia="Times New Roman" w:cs="Times New Roman"/>
+        </w:rPr>
+        <w:t xml:space="preserve">9.5 </w:t>
       </w:r>
       <w:r>
         <w:rPr>
@@ -257,8 +2831,8 @@
         </w:pict>
       </w:r>
     </w:p>
-    <w:bookmarkEnd w:id="9"/>
-    <w:bookmarkStart w:id="13" w:name="ch29-p8-咪唑化学抗病毒药物合成"/>
+    <w:bookmarkEnd w:id="32"/>
+    <w:bookmarkStart w:id="33" w:name="section"/>
     <w:p>
       <w:pPr>
         <w:pStyle w:val="Heading2"/>
@@ -268,7 +2842,498 @@
         <w:rPr>
           <w:rFonts w:ascii="Times New Roman" w:hAnsi="Times New Roman" w:eastAsia="Times New Roman" w:cs="Times New Roman"/>
         </w:rPr>
-        <w:t xml:space="preserve">9.2 </w:t>
+        <w:t xml:space="preserve">9.6 15-31</w:t>
+      </w:r>
+    </w:p>
+    <w:p>
+      <w:pPr>
+        <w:pStyle w:val="FirstParagraph"/>
+      </w:pPr>
+      <w:r>
+        <w:rPr>
+          <w:rFonts w:hint="eastAsia" w:ascii="Times New Roman" w:hAnsi="Times New Roman" w:eastAsia="FangSong" w:cs="Times New Roman"/>
+        </w:rPr>
+        <w:t xml:space="preserve">利用金属键计算公式</w:t>
+      </w:r>
+      <w:r>
+        <w:rPr>
+          <w:rFonts w:ascii="Times New Roman" w:hAnsi="Times New Roman" w:eastAsia="Times New Roman" w:cs="Times New Roman"/>
+        </w:rPr>
+        <w:t xml:space="preserve"> </w:t>
+      </w:r>
+      <m:oMath>
+        <m:oMathPr>
+          <m:ctrlPr>
+            <w:rPr>
+              <w:sz w:val="28"/>
+              <w:szCs w:val="28"/>
+            </w:rPr>
+          </m:ctrlPr>
+        </m:oMathPr>
+        <m:r>
+          <m:t>b</m:t>
+        </m:r>
+        <m:r>
+          <m:rPr>
+            <m:sty m:val="p"/>
+          </m:rPr>
+          <m:t>=</m:t>
+        </m:r>
+        <m:f>
+          <m:fPr>
+            <m:type m:val="bar"/>
+          </m:fPr>
+          <m:num>
+            <m:r>
+              <m:t>18</m:t>
+            </m:r>
+            <m:r>
+              <m:t>n</m:t>
+            </m:r>
+            <m:r>
+              <m:rPr>
+                <m:sty m:val="p"/>
+              </m:rPr>
+              <m:t>−</m:t>
+            </m:r>
+            <m:r>
+              <m:t>g</m:t>
+            </m:r>
+          </m:num>
+          <m:den>
+            <m:r>
+              <m:t>2</m:t>
+            </m:r>
+          </m:den>
+        </m:f>
+      </m:oMath>
+      <w:r>
+        <w:rPr>
+          <w:rFonts w:ascii="Times New Roman" w:hAnsi="Times New Roman" w:eastAsia="Times New Roman" w:cs="Times New Roman"/>
+        </w:rPr>
+        <w:t xml:space="preserve"> </w:t>
+      </w:r>
+      <w:r>
+        <w:rPr>
+          <w:rFonts w:hint="eastAsia" w:ascii="Times New Roman" w:hAnsi="Times New Roman" w:eastAsia="FangSong" w:cs="Times New Roman"/>
+        </w:rPr>
+        <w:t>计算双核铁硫配合物中的金属</w:t>
+      </w:r>
+      <w:r>
+        <w:rPr>
+          <w:rFonts w:hint="eastAsia" w:ascii="Times New Roman" w:hAnsi="Times New Roman" w:eastAsia="Times New Roman" w:cs="Times New Roman"/>
+        </w:rPr>
+        <w:t>-</w:t>
+      </w:r>
+      <w:r>
+        <w:rPr>
+          <w:rFonts w:hint="eastAsia" w:ascii="Times New Roman" w:hAnsi="Times New Roman" w:eastAsia="FangSong" w:cs="Times New Roman"/>
+        </w:rPr>
+        <w:t>金属键数目</w:t>
+      </w:r>
+      <w:r>
+        <w:rPr>
+          <w:rFonts w:hint="eastAsia" w:ascii="Times New Roman" w:hAnsi="Times New Roman" w:eastAsia="Times New Roman" w:cs="Times New Roman"/>
+        </w:rPr>
+        <w:t>。</w:t>
+      </w:r>
+    </w:p>
+    <w:p>
+      <w:pPr>
+        <w:pStyle w:val="BodyText"/>
+      </w:pPr>
+      <w:r>
+        <w:rPr>
+          <w:rFonts w:hint="eastAsia" w:ascii="Times New Roman" w:hAnsi="Times New Roman" w:eastAsia="FangSong" w:cs="Times New Roman"/>
+        </w:rPr>
+        <w:t>已知条件</w:t>
+      </w:r>
+      <w:r>
+        <w:rPr>
+          <w:rFonts w:hint="eastAsia" w:ascii="Times New Roman" w:hAnsi="Times New Roman" w:eastAsia="Times New Roman" w:cs="Times New Roman"/>
+        </w:rPr>
+        <w:t>：</w:t>
+      </w:r>
+      <w:r>
+        <w:rPr>
+          <w:rFonts w:ascii="Times New Roman" w:hAnsi="Times New Roman" w:eastAsia="Times New Roman" w:cs="Times New Roman"/>
+        </w:rPr>
+        <w:t xml:space="preserve"> </w:t>
+      </w:r>
+      <w:r>
+        <w:rPr>
+          <w:rFonts w:ascii="Times New Roman" w:hAnsi="Times New Roman" w:eastAsia="Times New Roman" w:cs="Times New Roman"/>
+        </w:rPr>
+        <w:t xml:space="preserve">- </w:t>
+      </w:r>
+      <w:r>
+        <w:rPr>
+          <w:rFonts w:hint="eastAsia" w:ascii="Times New Roman" w:hAnsi="Times New Roman" w:eastAsia="FangSong" w:cs="Times New Roman"/>
+        </w:rPr>
+        <w:t xml:space="preserve">金属核心数</w:t>
+      </w:r>
+      <w:r>
+        <w:rPr>
+          <w:rFonts w:ascii="Times New Roman" w:hAnsi="Times New Roman" w:eastAsia="Times New Roman" w:cs="Times New Roman"/>
+        </w:rPr>
+        <w:t xml:space="preserve"> </w:t>
+      </w:r>
+      <m:oMath>
+        <m:r>
+          <m:t>n</m:t>
+        </m:r>
+        <m:r>
+          <m:rPr>
+            <m:sty m:val="p"/>
+          </m:rPr>
+          <m:t>=</m:t>
+        </m:r>
+        <m:r>
+          <m:t>2</m:t>
+        </m:r>
+      </m:oMath>
+      <w:r>
+        <w:rPr>
+          <w:rFonts w:ascii="Times New Roman" w:hAnsi="Times New Roman" w:eastAsia="Times New Roman" w:cs="Times New Roman"/>
+        </w:rPr>
+        <w:t xml:space="preserve"> </w:t>
+      </w:r>
+      <w:r>
+        <w:rPr>
+          <w:rFonts w:ascii="Times New Roman" w:hAnsi="Times New Roman" w:eastAsia="Times New Roman" w:cs="Times New Roman"/>
+        </w:rPr>
+        <w:t xml:space="preserve">- </w:t>
+      </w:r>
+      <w:r>
+        <w:rPr>
+          <w:rFonts w:hint="eastAsia" w:ascii="Times New Roman" w:hAnsi="Times New Roman" w:eastAsia="FangSong" w:cs="Times New Roman"/>
+        </w:rPr>
+        <w:t>每个</w:t>
+      </w:r>
+      <w:r>
+        <w:rPr>
+          <w:rFonts w:hint="eastAsia" w:ascii="Times New Roman" w:hAnsi="Times New Roman" w:eastAsia="Times New Roman" w:cs="Times New Roman"/>
+        </w:rPr>
+        <w:t>Fe</w:t>
+      </w:r>
+      <w:r>
+        <w:rPr>
+          <w:rFonts w:hint="eastAsia" w:ascii="Times New Roman" w:hAnsi="Times New Roman" w:eastAsia="FangSong" w:cs="Times New Roman"/>
+        </w:rPr>
+        <w:t>提供</w:t>
+      </w:r>
+      <w:r>
+        <w:rPr>
+          <w:rFonts w:hint="eastAsia" w:ascii="Times New Roman" w:hAnsi="Times New Roman" w:eastAsia="Times New Roman" w:cs="Times New Roman"/>
+        </w:rPr>
+        <w:t>8</w:t>
+      </w:r>
+      <w:r>
+        <w:rPr>
+          <w:rFonts w:hint="eastAsia" w:ascii="Times New Roman" w:hAnsi="Times New Roman" w:eastAsia="FangSong" w:cs="Times New Roman"/>
+        </w:rPr>
+        <w:t>个价电子</w:t>
+      </w:r>
+      <w:r>
+        <w:rPr>
+          <w:rFonts w:ascii="Times New Roman" w:hAnsi="Times New Roman" w:eastAsia="Times New Roman" w:cs="Times New Roman"/>
+        </w:rPr>
+        <w:t xml:space="preserve"> </w:t>
+      </w:r>
+      <w:r>
+        <w:rPr>
+          <w:rFonts w:ascii="Times New Roman" w:hAnsi="Times New Roman" w:eastAsia="Times New Roman" w:cs="Times New Roman"/>
+        </w:rPr>
+        <w:t xml:space="preserve">- </w:t>
+      </w:r>
+      <w:r>
+        <w:rPr>
+          <w:rFonts w:hint="eastAsia" w:ascii="Times New Roman" w:hAnsi="Times New Roman" w:eastAsia="FangSong" w:cs="Times New Roman"/>
+        </w:rPr>
+        <w:t>每个</w:t>
+      </w:r>
+      <w:r>
+        <w:rPr>
+          <w:rFonts w:hint="eastAsia" w:ascii="Times New Roman" w:hAnsi="Times New Roman" w:eastAsia="Times New Roman" w:cs="Times New Roman"/>
+        </w:rPr>
+        <w:t>Fe</w:t>
+      </w:r>
+      <w:r>
+        <w:rPr>
+          <w:rFonts w:hint="eastAsia" w:ascii="Times New Roman" w:hAnsi="Times New Roman" w:eastAsia="FangSong" w:cs="Times New Roman"/>
+        </w:rPr>
+        <w:t>连接</w:t>
+      </w:r>
+      <w:r>
+        <w:rPr>
+          <w:rFonts w:hint="eastAsia" w:ascii="Times New Roman" w:hAnsi="Times New Roman" w:eastAsia="Times New Roman" w:cs="Times New Roman"/>
+        </w:rPr>
+        <w:t>3</w:t>
+      </w:r>
+      <w:r>
+        <w:rPr>
+          <w:rFonts w:hint="eastAsia" w:ascii="Times New Roman" w:hAnsi="Times New Roman" w:eastAsia="FangSong" w:cs="Times New Roman"/>
+        </w:rPr>
+        <w:t>个</w:t>
+      </w:r>
+      <w:r>
+        <w:rPr>
+          <w:rFonts w:hint="eastAsia" w:ascii="Times New Roman" w:hAnsi="Times New Roman" w:eastAsia="Times New Roman" w:cs="Times New Roman"/>
+        </w:rPr>
+        <w:t>CO</w:t>
+      </w:r>
+      <w:r>
+        <w:rPr>
+          <w:rFonts w:hint="eastAsia" w:ascii="Times New Roman" w:hAnsi="Times New Roman" w:eastAsia="FangSong" w:cs="Times New Roman"/>
+        </w:rPr>
+        <w:t>配体</w:t>
+      </w:r>
+      <w:r>
+        <w:rPr>
+          <w:rFonts w:hint="eastAsia" w:ascii="Times New Roman" w:hAnsi="Times New Roman" w:eastAsia="Times New Roman" w:cs="Times New Roman"/>
+        </w:rPr>
+        <w:t>（</w:t>
+      </w:r>
+      <w:r>
+        <w:rPr>
+          <w:rFonts w:hint="eastAsia" w:ascii="Times New Roman" w:hAnsi="Times New Roman" w:eastAsia="FangSong" w:cs="Times New Roman"/>
+        </w:rPr>
+        <w:t>每个</w:t>
+      </w:r>
+      <w:r>
+        <w:rPr>
+          <w:rFonts w:hint="eastAsia" w:ascii="Times New Roman" w:hAnsi="Times New Roman" w:eastAsia="Times New Roman" w:cs="Times New Roman"/>
+        </w:rPr>
+        <w:t>CO</w:t>
+      </w:r>
+      <w:r>
+        <w:rPr>
+          <w:rFonts w:hint="eastAsia" w:ascii="Times New Roman" w:hAnsi="Times New Roman" w:eastAsia="FangSong" w:cs="Times New Roman"/>
+        </w:rPr>
+        <w:t>提供</w:t>
+      </w:r>
+      <w:r>
+        <w:rPr>
+          <w:rFonts w:hint="eastAsia" w:ascii="Times New Roman" w:hAnsi="Times New Roman" w:eastAsia="Times New Roman" w:cs="Times New Roman"/>
+        </w:rPr>
+        <w:t>2</w:t>
+      </w:r>
+      <w:r>
+        <w:rPr>
+          <w:rFonts w:hint="eastAsia" w:ascii="Times New Roman" w:hAnsi="Times New Roman" w:eastAsia="FangSong" w:cs="Times New Roman"/>
+        </w:rPr>
+        <w:t>电子</w:t>
+      </w:r>
+      <w:r>
+        <w:rPr>
+          <w:rFonts w:hint="eastAsia" w:ascii="Times New Roman" w:hAnsi="Times New Roman" w:eastAsia="Times New Roman" w:cs="Times New Roman"/>
+        </w:rPr>
+        <w:t>）</w:t>
+      </w:r>
+      <w:r>
+        <w:rPr>
+          <w:rFonts w:ascii="Times New Roman" w:hAnsi="Times New Roman" w:eastAsia="Times New Roman" w:cs="Times New Roman"/>
+        </w:rPr>
+        <w:t xml:space="preserve"> </w:t>
+      </w:r>
+      <w:r>
+        <w:rPr>
+          <w:rFonts w:ascii="Times New Roman" w:hAnsi="Times New Roman" w:eastAsia="Times New Roman" w:cs="Times New Roman"/>
+        </w:rPr>
+        <w:t xml:space="preserve">- </w:t>
+      </w:r>
+      <w:r>
+        <w:rPr>
+          <w:rFonts w:hint="eastAsia" w:ascii="Times New Roman" w:hAnsi="Times New Roman" w:eastAsia="FangSong" w:cs="Times New Roman"/>
+        </w:rPr>
+        <w:t>存在</w:t>
+      </w:r>
+      <w:r>
+        <w:rPr>
+          <w:rFonts w:hint="eastAsia" w:ascii="Times New Roman" w:hAnsi="Times New Roman" w:eastAsia="Times New Roman" w:cs="Times New Roman"/>
+        </w:rPr>
+        <w:t>S</w:t>
+      </w:r>
+      <w:r>
+        <w:rPr>
+          <w:rFonts w:hint="eastAsia" w:ascii="Times New Roman" w:hAnsi="Times New Roman" w:eastAsia="FangSong" w:cs="Times New Roman"/>
+        </w:rPr>
+        <w:t>配体</w:t>
+      </w:r>
+      <w:r>
+        <w:rPr>
+          <w:rFonts w:hint="eastAsia" w:ascii="Times New Roman" w:hAnsi="Times New Roman" w:eastAsia="Times New Roman" w:cs="Times New Roman"/>
+        </w:rPr>
+        <w:t>（</w:t>
+      </w:r>
+      <w:r>
+        <w:rPr>
+          <w:rFonts w:hint="eastAsia" w:ascii="Times New Roman" w:hAnsi="Times New Roman" w:eastAsia="FangSong" w:cs="Times New Roman"/>
+        </w:rPr>
+        <w:t>按中性</w:t>
+      </w:r>
+      <w:r>
+        <w:rPr>
+          <w:rFonts w:hint="eastAsia" w:ascii="Times New Roman" w:hAnsi="Times New Roman" w:eastAsia="Times New Roman" w:cs="Times New Roman"/>
+        </w:rPr>
+        <w:t>S</w:t>
+      </w:r>
+      <w:r>
+        <w:rPr>
+          <w:rFonts w:hint="eastAsia" w:ascii="Times New Roman" w:hAnsi="Times New Roman" w:eastAsia="FangSong" w:cs="Times New Roman"/>
+        </w:rPr>
+        <w:t>计算</w:t>
+      </w:r>
+      <w:r>
+        <w:rPr>
+          <w:rFonts w:hint="eastAsia" w:ascii="Times New Roman" w:hAnsi="Times New Roman" w:eastAsia="Times New Roman" w:cs="Times New Roman"/>
+        </w:rPr>
+        <w:t>，</w:t>
+      </w:r>
+      <w:r>
+        <w:rPr>
+          <w:rFonts w:hint="eastAsia" w:ascii="Times New Roman" w:hAnsi="Times New Roman" w:eastAsia="FangSong" w:cs="Times New Roman"/>
+        </w:rPr>
+        <w:t>每个提供</w:t>
+      </w:r>
+      <w:r>
+        <w:rPr>
+          <w:rFonts w:hint="eastAsia" w:ascii="Times New Roman" w:hAnsi="Times New Roman" w:eastAsia="Times New Roman" w:cs="Times New Roman"/>
+        </w:rPr>
+        <w:t>2</w:t>
+      </w:r>
+      <w:r>
+        <w:rPr>
+          <w:rFonts w:hint="eastAsia" w:ascii="Times New Roman" w:hAnsi="Times New Roman" w:eastAsia="FangSong" w:cs="Times New Roman"/>
+        </w:rPr>
+        <w:t>电子</w:t>
+      </w:r>
+      <w:r>
+        <w:rPr>
+          <w:rFonts w:hint="eastAsia" w:ascii="Times New Roman" w:hAnsi="Times New Roman" w:eastAsia="Times New Roman" w:cs="Times New Roman"/>
+        </w:rPr>
+        <w:t>）</w:t>
+      </w:r>
+    </w:p>
+    <w:p>
+      <w:pPr>
+        <w:pStyle w:val="BodyText"/>
+      </w:pPr>
+      <w:r>
+        <w:rPr>
+          <w:rFonts w:hint="eastAsia" w:ascii="Times New Roman" w:hAnsi="Times New Roman" w:eastAsia="FangSong" w:cs="Times New Roman"/>
+        </w:rPr>
+        <w:t>请计算</w:t>
+      </w:r>
+      <w:r>
+        <w:rPr>
+          <w:rFonts w:hint="eastAsia" w:ascii="Times New Roman" w:hAnsi="Times New Roman" w:eastAsia="Times New Roman" w:cs="Times New Roman"/>
+        </w:rPr>
+        <w:t>：</w:t>
+      </w:r>
+      <w:r>
+        <w:rPr>
+          <w:rFonts w:ascii="Times New Roman" w:hAnsi="Times New Roman" w:eastAsia="Times New Roman" w:cs="Times New Roman"/>
+        </w:rPr>
+        <w:t xml:space="preserve"> </w:t>
+      </w:r>
+      <w:r>
+        <w:rPr>
+          <w:rFonts w:ascii="Times New Roman" w:hAnsi="Times New Roman" w:eastAsia="Times New Roman" w:cs="Times New Roman"/>
+        </w:rPr>
+        <w:t xml:space="preserve">1. </w:t>
+      </w:r>
+      <w:r>
+        <w:rPr>
+          <w:rFonts w:hint="eastAsia" w:ascii="Times New Roman" w:hAnsi="Times New Roman" w:eastAsia="FangSong" w:cs="Times New Roman"/>
+        </w:rPr>
+        <w:t xml:space="preserve">电子需求总数</w:t>
+      </w:r>
+      <w:r>
+        <w:rPr>
+          <w:rFonts w:ascii="Times New Roman" w:hAnsi="Times New Roman" w:eastAsia="Times New Roman" w:cs="Times New Roman"/>
+        </w:rPr>
+        <w:t xml:space="preserve"> </w:t>
+      </w:r>
+      <w:r>
+        <w:rPr>
+          <w:rFonts w:ascii="Times New Roman" w:hAnsi="Times New Roman" w:eastAsia="Times New Roman" w:cs="Times New Roman"/>
+        </w:rPr>
+        <w:t xml:space="preserve">2. </w:t>
+      </w:r>
+      <w:r>
+        <w:rPr>
+          <w:rFonts w:hint="eastAsia" w:ascii="Times New Roman" w:hAnsi="Times New Roman" w:eastAsia="FangSong" w:cs="Times New Roman"/>
+        </w:rPr>
+        <w:t xml:space="preserve">现有电子总数</w:t>
+      </w:r>
+      <w:r>
+        <w:rPr>
+          <w:rFonts w:ascii="Times New Roman" w:hAnsi="Times New Roman" w:eastAsia="Times New Roman" w:cs="Times New Roman"/>
+        </w:rPr>
+        <w:t xml:space="preserve"> </w:t>
+      </w:r>
+      <w:r>
+        <w:rPr>
+          <w:rFonts w:ascii="Times New Roman" w:hAnsi="Times New Roman" w:eastAsia="Times New Roman" w:cs="Times New Roman"/>
+        </w:rPr>
+        <w:t xml:space="preserve">3. </w:t>
+      </w:r>
+      <w:r>
+        <w:rPr>
+          <w:rFonts w:hint="eastAsia" w:ascii="Times New Roman" w:hAnsi="Times New Roman" w:eastAsia="FangSong" w:cs="Times New Roman"/>
+        </w:rPr>
+        <w:t>需形成的金属</w:t>
+      </w:r>
+      <w:r>
+        <w:rPr>
+          <w:rFonts w:hint="eastAsia" w:ascii="Times New Roman" w:hAnsi="Times New Roman" w:eastAsia="Times New Roman" w:cs="Times New Roman"/>
+        </w:rPr>
+        <w:t>-</w:t>
+      </w:r>
+      <w:r>
+        <w:rPr>
+          <w:rFonts w:hint="eastAsia" w:ascii="Times New Roman" w:hAnsi="Times New Roman" w:eastAsia="FangSong" w:cs="Times New Roman"/>
+        </w:rPr>
+        <w:t>金属键数目</w:t>
+      </w:r>
+    </w:p>
+    <w:p>
+      <w:pPr>
+        <w:spacing w:before="160" w:after="80"/>
+      </w:pPr>
+      <w:r>
+        <w:pict>
+          <v:rect style="width:0;height:1.5pt" o:hralign="center" o:hrstd="t" o:hr="t"/>
+        </w:pict>
+      </w:r>
+    </w:p>
+    <w:bookmarkEnd w:id="33"/>
+    <w:bookmarkStart w:id="34" w:name="竞赛提升"/>
+    <w:p>
+      <w:pPr>
+        <w:pStyle w:val="Heading2"/>
+        <w:spacing w:before="280" w:after="120"/>
+      </w:pPr>
+      <w:r>
+        <w:rPr>
+          <w:rFonts w:hint="eastAsia" w:ascii="Times New Roman" w:hAnsi="Times New Roman" w:eastAsia="SimHei" w:cs="Times New Roman"/>
+        </w:rPr>
+        <w:t xml:space="preserve">竞赛提升</w:t>
+      </w:r>
+    </w:p>
+    <w:bookmarkEnd w:id="34"/>
+    <w:bookmarkStart w:id="38" w:name="ch29-p8-咪唑化学抗病毒药物合成"/>
+    <w:p>
+      <w:pPr>
+        <w:pStyle w:val="Heading2"/>
+        <w:spacing w:before="280" w:after="120"/>
+      </w:pPr>
+      <w:r>
+        <w:rPr>
+          <w:rFonts w:ascii="Times New Roman" w:hAnsi="Times New Roman" w:eastAsia="Times New Roman" w:cs="Times New Roman"/>
+        </w:rPr>
+        <w:t xml:space="preserve">9.7 </w:t>
       </w:r>
       <w:r>
         <w:rPr>
@@ -463,18 +3528,18 @@
           <wp:inline>
             <wp:extent cx="3600000" cy="1482568"/>
             <wp:effectExtent b="0" l="0" r="0" t="0"/>
-            <wp:docPr descr="" title="" id="11" name="Picture"/>
+            <wp:docPr descr="" title="" id="36" name="Picture"/>
             <a:graphic>
               <a:graphicData uri="http://schemas.openxmlformats.org/drawingml/2006/picture">
                 <pic:pic>
                   <pic:nvPicPr>
-                    <pic:cNvPr descr="fbe128bace7b4a28afee240280a6af46dd0a6118fe022f57759261e116d7c6d0.jpg" id="12" name="Picture"/>
+                    <pic:cNvPr descr="fbe128bace7b4a28afee240280a6af46dd0a6118fe022f57759261e116d7c6d0.jpg" id="37" name="Picture"/>
                     <pic:cNvPicPr>
                       <a:picLocks noChangeArrowheads="1" noChangeAspect="1"/>
                     </pic:cNvPicPr>
                   </pic:nvPicPr>
                   <pic:blipFill>
-                    <a:blip r:embed="rId10"/>
+                    <a:blip r:embed="rId35"/>
                     <a:stretch>
                       <a:fillRect/>
                     </a:stretch>
@@ -511,8 +3576,8 @@
         </w:pict>
       </w:r>
     </w:p>
-    <w:bookmarkEnd w:id="13"/>
-    <w:bookmarkStart w:id="17" w:name="ch30-p3-fischer吲哚合成螺环体系"/>
+    <w:bookmarkEnd w:id="38"/>
+    <w:bookmarkStart w:id="42" w:name="ch30-p3-fischer吲哚合成螺环体系"/>
     <w:p>
       <w:pPr>
         <w:pStyle w:val="Heading2"/>
@@ -522,7 +3587,7 @@
         <w:rPr>
           <w:rFonts w:ascii="Times New Roman" w:hAnsi="Times New Roman" w:eastAsia="Times New Roman" w:cs="Times New Roman"/>
         </w:rPr>
-        <w:t xml:space="preserve">9.3 </w:t>
+        <w:t xml:space="preserve">9.8 </w:t>
       </w:r>
       <w:r>
         <w:rPr>
@@ -639,18 +3704,18 @@
           <wp:inline>
             <wp:extent cx="3600000" cy="1062785"/>
             <wp:effectExtent b="0" l="0" r="0" t="0"/>
-            <wp:docPr descr="" title="" id="15" name="Picture"/>
+            <wp:docPr descr="" title="" id="40" name="Picture"/>
             <a:graphic>
               <a:graphicData uri="http://schemas.openxmlformats.org/drawingml/2006/picture">
                 <pic:pic>
                   <pic:nvPicPr>
-                    <pic:cNvPr descr="ac34efe6e0243c3ad47cc19e65e75975b7972242c60f076287084fa72e7f703e.jpg" id="16" name="Picture"/>
+                    <pic:cNvPr descr="ac34efe6e0243c3ad47cc19e65e75975b7972242c60f076287084fa72e7f703e.jpg" id="41" name="Picture"/>
                     <pic:cNvPicPr>
                       <a:picLocks noChangeArrowheads="1" noChangeAspect="1"/>
                     </pic:cNvPicPr>
                   </pic:nvPicPr>
                   <pic:blipFill>
-                    <a:blip r:embed="rId14"/>
+                    <a:blip r:embed="rId39"/>
                     <a:stretch>
                       <a:fillRect/>
                     </a:stretch>
@@ -687,8 +3752,8 @@
         </w:pict>
       </w:r>
     </w:p>
-    <w:bookmarkEnd w:id="17"/>
-    <w:bookmarkStart w:id="21" w:name="ch30-p4-fischer吲哚合成methoxatin部分合成"/>
+    <w:bookmarkEnd w:id="42"/>
+    <w:bookmarkStart w:id="46" w:name="ch30-p4-fischer吲哚合成methoxatin部分合成"/>
     <w:p>
       <w:pPr>
         <w:pStyle w:val="Heading2"/>
@@ -698,7 +3763,7 @@
         <w:rPr>
           <w:rFonts w:ascii="Times New Roman" w:hAnsi="Times New Roman" w:eastAsia="Times New Roman" w:cs="Times New Roman"/>
         </w:rPr>
-        <w:t xml:space="preserve">9.4 </w:t>
+        <w:t xml:space="preserve">9.9 </w:t>
       </w:r>
       <w:r>
         <w:rPr>
@@ -845,18 +3910,18 @@
           <wp:inline>
             <wp:extent cx="3600000" cy="1973360"/>
             <wp:effectExtent b="0" l="0" r="0" t="0"/>
-            <wp:docPr descr="" title="" id="19" name="Picture"/>
+            <wp:docPr descr="" title="" id="44" name="Picture"/>
             <a:graphic>
               <a:graphicData uri="http://schemas.openxmlformats.org/drawingml/2006/picture">
                 <pic:pic>
                   <pic:nvPicPr>
-                    <pic:cNvPr descr="80f76cd5d6654e7485b05d0f85f07b26045bdd2d8aeb56e7c61abafc0a114b6f.jpg" id="20" name="Picture"/>
+                    <pic:cNvPr descr="80f76cd5d6654e7485b05d0f85f07b26045bdd2d8aeb56e7c61abafc0a114b6f.jpg" id="45" name="Picture"/>
                     <pic:cNvPicPr>
                       <a:picLocks noChangeArrowheads="1" noChangeAspect="1"/>
                     </pic:cNvPicPr>
                   </pic:nvPicPr>
                   <pic:blipFill>
-                    <a:blip r:embed="rId18"/>
+                    <a:blip r:embed="rId43"/>
                     <a:stretch>
                       <a:fillRect/>
                     </a:stretch>
@@ -893,8 +3958,8 @@
         </w:pict>
       </w:r>
     </w:p>
-    <w:bookmarkEnd w:id="21"/>
-    <w:bookmarkStart w:id="25" w:name="ch30-p9-fischer吲哚合成变体sterling药厂方法"/>
+    <w:bookmarkEnd w:id="46"/>
+    <w:bookmarkStart w:id="50" w:name="ch30-p9-fischer吲哚合成变体sterling药厂方法"/>
     <w:p>
       <w:pPr>
         <w:pStyle w:val="Heading2"/>
@@ -904,7 +3969,7 @@
         <w:rPr>
           <w:rFonts w:ascii="Times New Roman" w:hAnsi="Times New Roman" w:eastAsia="Times New Roman" w:cs="Times New Roman"/>
         </w:rPr>
-        <w:t xml:space="preserve">9.5 </w:t>
+        <w:t xml:space="preserve">9.10 </w:t>
       </w:r>
       <w:r>
         <w:rPr>
@@ -1045,18 +4110,18 @@
           <wp:inline>
             <wp:extent cx="3600000" cy="1658426"/>
             <wp:effectExtent b="0" l="0" r="0" t="0"/>
-            <wp:docPr descr="" title="" id="23" name="Picture"/>
+            <wp:docPr descr="" title="" id="48" name="Picture"/>
             <a:graphic>
               <a:graphicData uri="http://schemas.openxmlformats.org/drawingml/2006/picture">
                 <pic:pic>
                   <pic:nvPicPr>
-                    <pic:cNvPr descr="069bb8bd6fabaff790f9d25156966479fc210efc0af70fb8196d19df1774bd5c.jpg" id="24" name="Picture"/>
+                    <pic:cNvPr descr="069bb8bd6fabaff790f9d25156966479fc210efc0af70fb8196d19df1774bd5c.jpg" id="49" name="Picture"/>
                     <pic:cNvPicPr>
                       <a:picLocks noChangeArrowheads="1" noChangeAspect="1"/>
                     </pic:cNvPicPr>
                   </pic:nvPicPr>
                   <pic:blipFill>
-                    <a:blip r:embed="rId22"/>
+                    <a:blip r:embed="rId47"/>
                     <a:stretch>
                       <a:fillRect/>
                     </a:stretch>
@@ -1118,8 +4183,8 @@
         </w:pict>
       </w:r>
     </w:p>
-    <w:bookmarkEnd w:id="25"/>
-    <w:bookmarkStart w:id="29" w:name="ch30-p10-五元杂环噻吩噻唑吡唑合成设计"/>
+    <w:bookmarkEnd w:id="50"/>
+    <w:bookmarkStart w:id="54" w:name="ch30-p10-五元杂环噻吩噻唑吡唑合成设计"/>
     <w:p>
       <w:pPr>
         <w:pStyle w:val="Heading2"/>
@@ -1129,7 +4194,7 @@
         <w:rPr>
           <w:rFonts w:ascii="Times New Roman" w:hAnsi="Times New Roman" w:eastAsia="Times New Roman" w:cs="Times New Roman"/>
         </w:rPr>
-        <w:t xml:space="preserve">9.6 </w:t>
+        <w:t xml:space="preserve">9.11 </w:t>
       </w:r>
       <w:r>
         <w:rPr>
@@ -1246,18 +4311,18 @@
           <wp:inline>
             <wp:extent cx="3600000" cy="523636"/>
             <wp:effectExtent b="0" l="0" r="0" t="0"/>
-            <wp:docPr descr="" title="" id="27" name="Picture"/>
+            <wp:docPr descr="" title="" id="52" name="Picture"/>
             <a:graphic>
               <a:graphicData uri="http://schemas.openxmlformats.org/drawingml/2006/picture">
                 <pic:pic>
                   <pic:nvPicPr>
-                    <pic:cNvPr descr="59b4d785024898ba99db5b3914409fa654fd0617f6218810a3b3fdd39709cfcd.jpg" id="28" name="Picture"/>
+                    <pic:cNvPr descr="59b4d785024898ba99db5b3914409fa654fd0617f6218810a3b3fdd39709cfcd.jpg" id="53" name="Picture"/>
                     <pic:cNvPicPr>
                       <a:picLocks noChangeArrowheads="1" noChangeAspect="1"/>
                     </pic:cNvPicPr>
                   </pic:nvPicPr>
                   <pic:blipFill>
-                    <a:blip r:embed="rId26"/>
+                    <a:blip r:embed="rId51"/>
                     <a:stretch>
                       <a:fillRect/>
                     </a:stretch>
@@ -1319,8 +4384,8 @@
         </w:pict>
       </w:r>
     </w:p>
-    <w:bookmarkEnd w:id="29"/>
-    <w:bookmarkStart w:id="33" w:name="ch38-p12-氮烯化学杂环合成应用"/>
+    <w:bookmarkEnd w:id="54"/>
+    <w:bookmarkStart w:id="58" w:name="ch38-p12-氮烯化学杂环合成应用"/>
     <w:p>
       <w:pPr>
         <w:pStyle w:val="Heading2"/>
@@ -1330,7 +4395,7 @@
         <w:rPr>
           <w:rFonts w:ascii="Times New Roman" w:hAnsi="Times New Roman" w:eastAsia="Times New Roman" w:cs="Times New Roman"/>
         </w:rPr>
-        <w:t xml:space="preserve">9.7 </w:t>
+        <w:t xml:space="preserve">9.12 </w:t>
       </w:r>
       <w:r>
         <w:rPr>
@@ -1531,18 +4596,18 @@
           <wp:inline>
             <wp:extent cx="3600000" cy="1004120"/>
             <wp:effectExtent b="0" l="0" r="0" t="0"/>
-            <wp:docPr descr="" title="" id="31" name="Picture"/>
+            <wp:docPr descr="" title="" id="56" name="Picture"/>
             <a:graphic>
               <a:graphicData uri="http://schemas.openxmlformats.org/drawingml/2006/picture">
                 <pic:pic>
                   <pic:nvPicPr>
-                    <pic:cNvPr descr="3437e55918e6bdfe57550ce29b2a88fab5a8b3a734bb727a3623c3f2f6dfd8c1.jpg" id="32" name="Picture"/>
+                    <pic:cNvPr descr="3437e55918e6bdfe57550ce29b2a88fab5a8b3a734bb727a3623c3f2f6dfd8c1.jpg" id="57" name="Picture"/>
                     <pic:cNvPicPr>
                       <a:picLocks noChangeArrowheads="1" noChangeAspect="1"/>
                     </pic:cNvPicPr>
                   </pic:nvPicPr>
                   <pic:blipFill>
-                    <a:blip r:embed="rId30"/>
+                    <a:blip r:embed="rId55"/>
                     <a:stretch>
                       <a:fillRect/>
                     </a:stretch>
@@ -1579,8 +4644,8 @@
         </w:pict>
       </w:r>
     </w:p>
-    <w:bookmarkEnd w:id="33"/>
-    <w:bookmarkStart w:id="37" w:name="ch38-p13-卡宾化学杂环合成应用"/>
+    <w:bookmarkEnd w:id="58"/>
+    <w:bookmarkStart w:id="62" w:name="ch38-p13-卡宾化学杂环合成应用"/>
     <w:p>
       <w:pPr>
         <w:pStyle w:val="Heading2"/>
@@ -1590,7 +4655,7 @@
         <w:rPr>
           <w:rFonts w:ascii="Times New Roman" w:hAnsi="Times New Roman" w:eastAsia="Times New Roman" w:cs="Times New Roman"/>
         </w:rPr>
-        <w:t xml:space="preserve">9.8 </w:t>
+        <w:t xml:space="preserve">9.13 </w:t>
       </w:r>
       <w:r>
         <w:rPr>
@@ -1731,18 +4796,18 @@
           <wp:inline>
             <wp:extent cx="3600000" cy="742952"/>
             <wp:effectExtent b="0" l="0" r="0" t="0"/>
-            <wp:docPr descr="" title="" id="35" name="Picture"/>
+            <wp:docPr descr="" title="" id="60" name="Picture"/>
             <a:graphic>
               <a:graphicData uri="http://schemas.openxmlformats.org/drawingml/2006/picture">
                 <pic:pic>
                   <pic:nvPicPr>
-                    <pic:cNvPr descr="37b3b1f22c8d0b729585e8c62ef312f483693511b3334644cbc5c7a1f0e092d1.jpg" id="36" name="Picture"/>
+                    <pic:cNvPr descr="37b3b1f22c8d0b729585e8c62ef312f483693511b3334644cbc5c7a1f0e092d1.jpg" id="61" name="Picture"/>
                     <pic:cNvPicPr>
                       <a:picLocks noChangeArrowheads="1" noChangeAspect="1"/>
                     </pic:cNvPicPr>
                   </pic:nvPicPr>
                   <pic:blipFill>
-                    <a:blip r:embed="rId34"/>
+                    <a:blip r:embed="rId59"/>
                     <a:stretch>
                       <a:fillRect/>
                     </a:stretch>
@@ -1779,8 +4844,8 @@
         </w:pict>
       </w:r>
     </w:p>
-    <w:bookmarkEnd w:id="37"/>
-    <w:bookmarkStart w:id="44" w:name="一分册测试-ch1b-1-高能炸药rdx"/>
+    <w:bookmarkEnd w:id="62"/>
+    <w:bookmarkStart w:id="69" w:name="ch1b-1-高能炸药rdx"/>
     <w:p>
       <w:pPr>
         <w:pStyle w:val="Heading2"/>
@@ -1790,19 +4855,13 @@
         <w:rPr>
           <w:rFonts w:ascii="Times New Roman" w:hAnsi="Times New Roman" w:eastAsia="Times New Roman" w:cs="Times New Roman"/>
         </w:rPr>
-        <w:t xml:space="preserve">9.9 </w:t>
-      </w:r>
-      <w:r>
-        <w:rPr>
-          <w:rFonts w:hint="eastAsia" w:ascii="Times New Roman" w:hAnsi="Times New Roman" w:eastAsia="SimHei" w:cs="Times New Roman"/>
-        </w:rPr>
-        <w:t>一分册测试</w:t>
-      </w:r>
-      <w:r>
-        <w:rPr>
-          <w:rFonts w:hint="eastAsia" w:ascii="Times New Roman" w:hAnsi="Times New Roman" w:eastAsia="Times New Roman" w:cs="Times New Roman"/>
-        </w:rPr>
-        <w:t>-Ch1B-1-</w:t>
+        <w:t xml:space="preserve">9.14 </w:t>
+      </w:r>
+      <w:r>
+        <w:rPr>
+          <w:rFonts w:hint="eastAsia" w:ascii="Times New Roman" w:hAnsi="Times New Roman" w:eastAsia="Times New Roman" w:cs="Times New Roman"/>
+        </w:rPr>
+        <w:t>Ch1B-1-</w:t>
       </w:r>
       <w:r>
         <w:rPr>
@@ -1993,18 +5052,18 @@
           <wp:inline>
             <wp:extent cx="3600000" cy="707812"/>
             <wp:effectExtent b="0" l="0" r="0" t="0"/>
-            <wp:docPr descr="" title="" id="39" name="Picture"/>
+            <wp:docPr descr="" title="" id="64" name="Picture"/>
             <a:graphic>
               <a:graphicData uri="http://schemas.openxmlformats.org/drawingml/2006/picture">
                 <pic:pic>
                   <pic:nvPicPr>
-                    <pic:cNvPr descr="7112485373518eba5690bbe970eb22fa7580827759146069d35124c611ceb097.jpg" id="40" name="Picture"/>
+                    <pic:cNvPr descr="7112485373518eba5690bbe970eb22fa7580827759146069d35124c611ceb097.jpg" id="65" name="Picture"/>
                     <pic:cNvPicPr>
                       <a:picLocks noChangeArrowheads="1" noChangeAspect="1"/>
                     </pic:cNvPicPr>
                   </pic:nvPicPr>
                   <pic:blipFill>
-                    <a:blip r:embed="rId38"/>
+                    <a:blip r:embed="rId63"/>
                     <a:stretch>
                       <a:fillRect/>
                     </a:stretch>
@@ -2045,18 +5104,18 @@
           <wp:inline>
             <wp:extent cx="3600000" cy="811456"/>
             <wp:effectExtent b="0" l="0" r="0" t="0"/>
-            <wp:docPr descr="" title="" id="42" name="Picture"/>
+            <wp:docPr descr="" title="" id="67" name="Picture"/>
             <a:graphic>
               <a:graphicData uri="http://schemas.openxmlformats.org/drawingml/2006/picture">
                 <pic:pic>
                   <pic:nvPicPr>
-                    <pic:cNvPr descr="9e658bd1463323e4c24f4ab52ca17c7212dbb58fba48158f0af22c4467d61044.jpg" id="43" name="Picture"/>
+                    <pic:cNvPr descr="9e658bd1463323e4c24f4ab52ca17c7212dbb58fba48158f0af22c4467d61044.jpg" id="68" name="Picture"/>
                     <pic:cNvPicPr>
                       <a:picLocks noChangeArrowheads="1" noChangeAspect="1"/>
                     </pic:cNvPicPr>
                   </pic:nvPicPr>
                   <pic:blipFill>
-                    <a:blip r:embed="rId41"/>
+                    <a:blip r:embed="rId66"/>
                     <a:stretch>
                       <a:fillRect/>
                     </a:stretch>
@@ -2298,8 +5357,8 @@
         </w:pict>
       </w:r>
     </w:p>
-    <w:bookmarkEnd w:id="44"/>
-    <w:bookmarkStart w:id="45" w:name="moxcly化学式推断及滴定方程式第30届初赛"/>
+    <w:bookmarkEnd w:id="69"/>
+    <w:bookmarkStart w:id="70" w:name="moxcly化学式推断及滴定方程式第30届初赛"/>
     <w:p>
       <w:pPr>
         <w:pStyle w:val="Heading2"/>
@@ -2309,7 +5368,7 @@
         <w:rPr>
           <w:rFonts w:ascii="Times New Roman" w:hAnsi="Times New Roman" w:eastAsia="Times New Roman" w:cs="Times New Roman"/>
         </w:rPr>
-        <w:t xml:space="preserve">9.10 </w:t>
+        <w:t xml:space="preserve">9.15 </w:t>
       </w:r>
       <w:r>
         <w:rPr>
@@ -2844,8 +5903,8 @@
         </w:pict>
       </w:r>
     </w:p>
-    <w:bookmarkEnd w:id="45"/>
-    <w:bookmarkEnd w:id="46"/>
+    <w:bookmarkEnd w:id="70"/>
+    <w:bookmarkEnd w:id="71"/>
     <w:sectPr>
       <w:footerReference w:type="default" r:id="rId9"/>
       <w:footnotePr>
@@ -2994,8 +6053,123 @@
       </w:pPr>
     </w:lvl>
   </w:abstractNum>
+  <w:abstractNum w:abstractNumId="99437">
+    <w:nsid w:val="00A99437"/>
+    <w:multiLevelType w:val="multilevel"/>
+    <w:lvl w:ilvl="0">
+      <w:start w:val="7"/>
+      <w:numFmt w:val="decimal"/>
+      <w:lvlText w:val="(%1)"/>
+      <w:lvlJc w:val="left"/>
+      <w:pPr>
+        <w:ind w:left="720" w:hanging="360"/>
+      </w:pPr>
+    </w:lvl>
+    <w:lvl w:ilvl="1">
+      <w:start w:val="7"/>
+      <w:numFmt w:val="decimal"/>
+      <w:lvlText w:val="(%2)"/>
+      <w:lvlJc w:val="left"/>
+      <w:pPr>
+        <w:ind w:left="1440" w:hanging="360"/>
+      </w:pPr>
+    </w:lvl>
+    <w:lvl w:ilvl="2">
+      <w:start w:val="7"/>
+      <w:numFmt w:val="decimal"/>
+      <w:lvlText w:val="(%3)"/>
+      <w:lvlJc w:val="left"/>
+      <w:pPr>
+        <w:ind w:left="2160" w:hanging="360"/>
+      </w:pPr>
+    </w:lvl>
+    <w:lvl w:ilvl="3">
+      <w:start w:val="7"/>
+      <w:numFmt w:val="decimal"/>
+      <w:lvlText w:val="(%4)"/>
+      <w:lvlJc w:val="left"/>
+      <w:pPr>
+        <w:ind w:left="2880" w:hanging="360"/>
+      </w:pPr>
+    </w:lvl>
+    <w:lvl w:ilvl="4">
+      <w:start w:val="7"/>
+      <w:numFmt w:val="decimal"/>
+      <w:lvlText w:val="(%5)"/>
+      <w:lvlJc w:val="left"/>
+      <w:pPr>
+        <w:ind w:left="3600" w:hanging="360"/>
+      </w:pPr>
+    </w:lvl>
+    <w:lvl w:ilvl="5">
+      <w:start w:val="7"/>
+      <w:numFmt w:val="decimal"/>
+      <w:lvlText w:val="(%6)"/>
+      <w:lvlJc w:val="left"/>
+      <w:pPr>
+        <w:ind w:left="4320" w:hanging="360"/>
+      </w:pPr>
+    </w:lvl>
+    <w:lvl w:ilvl="6">
+      <w:start w:val="7"/>
+      <w:numFmt w:val="decimal"/>
+      <w:lvlText w:val="(%7)"/>
+      <w:lvlJc w:val="left"/>
+      <w:pPr>
+        <w:ind w:left="5040" w:hanging="360"/>
+      </w:pPr>
+    </w:lvl>
+    <w:lvl w:ilvl="7">
+      <w:start w:val="7"/>
+      <w:numFmt w:val="decimal"/>
+      <w:lvlText w:val="(%8)"/>
+      <w:lvlJc w:val="left"/>
+      <w:pPr>
+        <w:ind w:left="5760" w:hanging="360"/>
+      </w:pPr>
+    </w:lvl>
+    <w:lvl w:ilvl="8">
+      <w:start w:val="7"/>
+      <w:numFmt w:val="decimal"/>
+      <w:lvlText w:val="(%9)"/>
+      <w:lvlJc w:val="left"/>
+      <w:pPr>
+        <w:ind w:left="6480" w:hanging="360"/>
+      </w:pPr>
+    </w:lvl>
+  </w:abstractNum>
   <w:num w:numId="1000">
     <w:abstractNumId w:val="990"/>
+  </w:num>
+  <w:num w:numId="1001">
+    <w:abstractNumId w:val="99437"/>
+    <w:lvlOverride w:ilvl="0">
+      <w:startOverride w:val="7"/>
+    </w:lvlOverride>
+    <w:lvlOverride w:ilvl="1">
+      <w:startOverride w:val="7"/>
+    </w:lvlOverride>
+    <w:lvlOverride w:ilvl="2">
+      <w:startOverride w:val="7"/>
+    </w:lvlOverride>
+    <w:lvlOverride w:ilvl="3">
+      <w:startOverride w:val="7"/>
+    </w:lvlOverride>
+    <w:lvlOverride w:ilvl="4">
+      <w:startOverride w:val="7"/>
+    </w:lvlOverride>
+    <w:lvlOverride w:ilvl="5">
+      <w:startOverride w:val="7"/>
+    </w:lvlOverride>
+    <w:lvlOverride w:ilvl="6">
+      <w:startOverride w:val="7"/>
+    </w:lvlOverride>
+    <w:lvlOverride w:ilvl="7">
+      <w:startOverride w:val="7"/>
+    </w:lvlOverride>
+    <w:lvlOverride w:ilvl="8">
+      <w:startOverride w:val="7"/>
+    </w:lvlOverride>
   </w:num>
 </w:numbering>
 </file>
